--- a/20_Projects/企業のオンライン保健室/株式会社サステナ/02_報告会記録/サステナ様_2026年3-6月_総括報告書.docx
+++ b/20_Projects/企業のオンライン保健室/株式会社サステナ/02_報告会記録/サステナ様_2026年3-6月_総括報告書.docx
@@ -670,16 +670,14 @@
               </w:rPr>
               <w:t>書面にて問診票結果・アドバイスをお渡し済み。</w:t>
               <w:br/>
-              <w:t>（受診推奨：泌尿器科・メンズクリニック）</w:t>
               <w:br/>
+              <w:t>【三井社長へのご提案】</w:t>
               <w:br/>
-              <w:t>【会社への提言】</w:t>
+              <w:t>・胃腸：制酸剤の長期使用は栄養吸収に影響している可能性があります。一度消化器内科へのご相談をお勧めいたします</w:t>
               <w:br/>
-              <w:t>・無口・黙々タイプのため体調の変化が見えにくい</w:t>
+              <w:t>・男性ホルモン：複数の低下サインが見られます。泌尿器科・メンズクリニックでの検査（テストステロン・TSH）をお勧めいたします</w:t>
               <w:br/>
-              <w:t>・「最近どうですか？」など定期的な一声かけを推奨</w:t>
-              <w:br/>
-              <w:t>・本人が話しやすいタイミング（1対1・静かな場）を意識する</w:t>
+              <w:t>・現在の数値は早期対応が可能な段階です。自覚症状が少ないうちに検査・対処されることをお勧めいたします</w:t>
             </w:r>
           </w:p>
         </w:tc>

--- a/20_Projects/企業のオンライン保健室/株式会社サステナ/02_報告会記録/サステナ様_2026年3-6月_総括報告書.docx
+++ b/20_Projects/企業のオンライン保健室/株式会社サステナ/02_報告会記録/サステナ様_2026年3-6月_総括報告書.docx
@@ -97,7 +97,7 @@
                 <w:b/>
                 <w:sz w:val="20"/>
               </w:rPr>
-              <w:t>対象期間</w:t>
+              <w:t>対象月</w:t>
             </w:r>
           </w:p>
         </w:tc>
@@ -157,7 +157,7 @@
                 <w:b/>
                 <w:sz w:val="20"/>
               </w:rPr>
-              <w:t>テーマ</w:t>
+              <w:t>月テーマ</w:t>
             </w:r>
           </w:p>
         </w:tc>
@@ -250,7 +250,7 @@
                 <w:b/>
                 <w:sz w:val="20"/>
               </w:rPr>
-              <w:t>実施日</w:t>
+              <w:t>受診日</w:t>
             </w:r>
           </w:p>
         </w:tc>
@@ -266,7 +266,7 @@
                 <w:b/>
                 <w:sz w:val="20"/>
               </w:rPr>
-              <w:t>現状・変化</w:t>
+              <w:t>現状</w:t>
             </w:r>
           </w:p>
         </w:tc>
@@ -282,7 +282,7 @@
                 <w:b/>
                 <w:sz w:val="20"/>
               </w:rPr>
-              <w:t>課題・アクション</w:t>
+              <w:t>課題</w:t>
             </w:r>
           </w:p>
         </w:tc>

--- a/20_Projects/企業のオンライン保健室/株式会社サステナ/02_報告会記録/サステナ様_2026年3-6月_総括報告書.docx
+++ b/20_Projects/企業のオンライン保健室/株式会社サステナ/02_報告会記録/サステナ様_2026年3-6月_総括報告書.docx
@@ -328,15 +328,7 @@
               <w:rPr>
                 <w:sz w:val="18"/>
               </w:rPr>
-              <w:t>心理状態96%と高水準を維持。</w:t>
-              <w:br/>
-              <w:t>「この1〜2年で自信がついてきた」と自己評価。</w:t>
-              <w:br/>
-              <w:t>現在の生活満足度70〜75%。</w:t>
-              <w:br/>
-              <w:t>「やることは今と同じ、仕事の内容と報酬が広がれば」という安定した状態。</w:t>
-              <w:br/>
-              <w:t>「上から目線に聞こえることがある」という自己気づきが生まれた。</w:t>
+              <w:t>心理状態96%と高水準を維持。責任ある仕事を担い始め、一定の成長実感を積んだことで、次のステージへの意識が高まっています。「この1〜2年で自信がついてきた」と自己評価。現在の生活満足度70〜75%で安定した状態。</w:t>
             </w:r>
           </w:p>
         </w:tc>
@@ -350,18 +342,22 @@
               <w:rPr>
                 <w:sz w:val="18"/>
               </w:rPr>
-              <w:t>・違和感を感じた瞬間に「今の言い方、上から目線だったかも？」と自問する</w:t>
+              <w:t>【分析】</w:t>
               <w:br/>
-              <w:t>・お金（65点）・人間関係（60点）を伸ばすことを意識する</w:t>
+              <w:t>浅野さんが現在最も重視しているのは「30代という時間の中で、いかに成長できる仕事・環境に出会えるか」という点です。この段階で会社が明確なビジョンと期待値を示せるかどうかが、定着の分岐点になります。</w:t>
               <w:br/>
               <w:br/>
-              <w:t>【会社への提言】</w:t>
+              <w:t>【会社に必要なアクション】</w:t>
               <w:br/>
-              <w:t>・「動かす側」としての役割を明確に言語化する</w:t>
+              <w:t>「あなたはここにいたら何ができるようになるか」「会社はあなたに何を期待しているか」を明確に言葉で伝えることが最も重要です。</w:t>
               <w:br/>
-              <w:t>・佐藤社長との定期対話の場を設ける（月1回1on1推奨）</w:t>
+              <w:t>①「2年後にこういう役割を担ってほしい」という具体的な期待値を上司から直接伝える</w:t>
               <w:br/>
-              <w:t>・半年〜1年のキャリアパスを本人に伝える</w:t>
+              <w:t>②企画・調整・外部コミュニケーションを担うポジションを明文化し、役割定義を行う</w:t>
+              <w:br/>
+              <w:t>③月1回、佐藤社長との1on1を設定し、定期的なビジョン共有の場を作る</w:t>
+              <w:br/>
+              <w:t>④半年〜1年のキャリアパスを明文化して共有する</w:t>
             </w:r>
           </w:p>
         </w:tc>
@@ -409,15 +405,7 @@
               <w:rPr>
                 <w:sz w:val="18"/>
               </w:rPr>
-              <w:t>初回から継続して、笑顔の出方・エネルギーの質が変化（5/22に最も顕著）。</w:t>
-              <w:br/>
-              <w:t>卓球の教え子が県大会進出→朝2回自然に早起きができた。</w:t>
-              <w:br/>
-              <w:t>「熱中しても自分で切れる」という感覚が育ちつつある。</w:t>
-              <w:br/>
-              <w:t>仕事の構造的問題（断れない・期日固定）は継続課題。</w:t>
-              <w:br/>
-              <w:t>6月から新案件開始で「光が射した」感覚あり。</w:t>
+              <w:t>初回は慢性的な体調不良により本来の思考力・判断力が十分に発揮できない状態でした。4回のセッションを通じて体調が確実に改善。笑顔の出方・エネルギーの質が変化し、5/22に最も顕著な変化が見られました。卓球の教え子が県大会進出→朝2回自然に早起きができるほどに。</w:t>
             </w:r>
           </w:p>
         </w:tc>
@@ -431,20 +419,22 @@
               <w:rPr>
                 <w:sz w:val="18"/>
               </w:rPr>
-              <w:t>・アラームのラベルを「何時まで寝ていいよ」に変える</w:t>
+              <w:t>【分析】</w:t>
               <w:br/>
-              <w:t>・寝る前の切り替えルーティン継続</w:t>
-              <w:br/>
-              <w:t>・手のマッサージ（縦縦縦横横・1分）</w:t>
+              <w:t>他者に対しては「できていること」を自然に見られる方ですが、自分自身に対しては「できていないこと」だけに目が向き、自責する思考癖があります。また「言葉にして完了を確認しない限り、未完了として抱え続ける」という頭の癖があります。この思考パターンの改善が、体調・仕事のパフォーマンス向上に直結する重要なテーマです。</w:t>
               <w:br/>
               <w:br/>
-              <w:t>【会社への提言】</w:t>
+              <w:t>【会社・上司に必要なアクション】</w:t>
               <w:br/>
-              <w:t>・「①順調に進んでいますか？　②できていることは？　③あと何をやれば？」の順で定期的に声をかける</w:t>
+              <w:t>以下の順番で定期的に声をかけることが効果的です。</w:t>
               <w:br/>
-              <w:t>・業務を属人化させない仕組みの検討</w:t>
+              <w:t>①「順調に進んでいますか？」</w:t>
               <w:br/>
-              <w:t>・再休職を防ぐためのアーリーサインを共有済み（本人と「同じ状況になりそうなら伝える」と約束）</w:t>
+              <w:t>②「できていることは何ですか？」</w:t>
+              <w:br/>
+              <w:t>③「順調に進むために、あと何をやったらよいですか？」</w:t>
+              <w:br/>
+              <w:t>この順番で話す場を作ることで頭の整理がしやすくなります。「できたこと」を言葉にして確認する機会を設けることで、慢性的な「未完了感」が軽減し、前向きに仕事に取り組める状態に近づいていきます。</w:t>
             </w:r>
           </w:p>
         </w:tc>

--- a/20_Projects/企業のオンライン保健室/株式会社サステナ/02_報告会記録/サステナ様_2026年3-6月_総括報告書.docx
+++ b/20_Projects/企業のオンライン保健室/株式会社サステナ/02_報告会記録/サステナ様_2026年3-6月_総括報告書.docx
@@ -192,11 +192,9 @@
         <w:rPr>
           <w:sz w:val="20"/>
         </w:rPr>
-        <w:t xml:space="preserve">　2026年3月から6月にかけての4ヶ月間、企業のオンライン保健室のモニター期間として、株式会社サステナの皆さまと個別セッションを重ねてまいりました。</w:t>
+        <w:t xml:space="preserve">　各メンバーが日々の業務に誠実に取り組まれていることが、4ヶ月を通じて確認できました。業務負荷に伴う疲労は職務遂行上の自然な側面であり、その対価として報酬を得るのが就労の基本です。</w:t>
         <w:br/>
-        <w:t xml:space="preserve">　この4ヶ月間で、浅野さん3回・樋田さん4回・佐藤さん3回・大森さん3回（6/29予定含む）・三井さん書面対応という形で、全員との接点を持つことができました。</w:t>
-        <w:br/>
-        <w:t xml:space="preserve">　全体を通じて感じたのは、「リモートワーク環境が心身の切り替えを難しくしている」という共通の課題です。仕事道具が常に目の前にある状況が、気づかないうちに体と心に負荷をかけていました。4ヶ月を経て、各メンバーがそれぞれのペースで確実に変化してきています。</w:t>
+        <w:t xml:space="preserve">　ただ今期を通じて注目すべき点として、疲労後のコンディション回復に時間を要する傾向が見られました。フルリモート環境における公私の切り替え困難が、回復力が低下しやすい状態につながっていると分析しております。この点への組織的なサポートが、メンバー全体のパフォーマンス維持に寄与すると考えます。</w:t>
       </w:r>
     </w:p>
     <w:p/>
@@ -256,7 +254,7 @@
         </w:tc>
         <w:tc>
           <w:tcPr>
-            <w:tcW w:type="dxa" w:w="3118"/>
+            <w:tcW w:type="dxa" w:w="2268"/>
             <w:vAlign w:val="top"/>
             <w:shd w:val="clear" w:color="auto" w:fill="D9E1F2"/>
           </w:tcPr>
@@ -272,7 +270,7 @@
         </w:tc>
         <w:tc>
           <w:tcPr>
-            <w:tcW w:type="dxa" w:w="4252"/>
+            <w:tcW w:type="dxa" w:w="5102"/>
             <w:vAlign w:val="top"/>
             <w:shd w:val="clear" w:color="auto" w:fill="D9E1F2"/>
           </w:tcPr>
@@ -282,7 +280,7 @@
                 <w:b/>
                 <w:sz w:val="20"/>
               </w:rPr>
-              <w:t>課題</w:t>
+              <w:t>見立て・セッション概要</w:t>
             </w:r>
           </w:p>
         </w:tc>
@@ -312,15 +310,15 @@
               <w:rPr>
                 <w:sz w:val="18"/>
               </w:rPr>
-              <w:t>3/17・3/27</w:t>
+              <w:t>3/17・3/27・5/22</w:t>
               <w:br/>
-              <w:t>5/22（計3回）</w:t>
+              <w:t>（計3回）</w:t>
             </w:r>
           </w:p>
         </w:tc>
         <w:tc>
           <w:tcPr>
-            <w:tcW w:type="dxa" w:w="3118"/>
+            <w:tcW w:type="dxa" w:w="2268"/>
             <w:vAlign w:val="top"/>
           </w:tcPr>
           <w:p>
@@ -328,13 +326,17 @@
               <w:rPr>
                 <w:sz w:val="18"/>
               </w:rPr>
-              <w:t>心理状態96%と高水準を維持。責任ある仕事を担い始め、一定の成長実感を積んだことで、次のステージへの意識が高まっています。「この1〜2年で自信がついてきた」と自己評価。現在の生活満足度70〜75%で安定した状態。</w:t>
+              <w:t>モチベーション：高</w:t>
+              <w:br/>
+              <w:t>ストレス：低</w:t>
+              <w:br/>
+              <w:t>離職リスク：中</w:t>
             </w:r>
           </w:p>
         </w:tc>
         <w:tc>
           <w:tcPr>
-            <w:tcW w:type="dxa" w:w="4252"/>
+            <w:tcW w:type="dxa" w:w="5102"/>
             <w:vAlign w:val="top"/>
           </w:tcPr>
           <w:p>
@@ -342,22 +344,14 @@
               <w:rPr>
                 <w:sz w:val="18"/>
               </w:rPr>
-              <w:t>【分析】</w:t>
+              <w:t>【見立て】</w:t>
               <w:br/>
-              <w:t>浅野さんが現在最も重視しているのは「30代という時間の中で、いかに成長できる仕事・環境に出会えるか」という点です。この段階で会社が明確なビジョンと期待値を示せるかどうかが、定着の分岐点になります。</w:t>
+              <w:t>職務遂行能力・自己効力感ともに高水準を維持。一方で「現職において自身のスキル・キャリアがどのように発展するか」への関心が高まっている段階にある。この問いに対し会社から明確なビジョンが示されない場合、より成長機会の豊富な環境への転職を検討するリスクが生じうる段階といえる。</w:t>
               <w:br/>
               <w:br/>
-              <w:t>【会社に必要なアクション】</w:t>
+              <w:t>【セッション概要】</w:t>
               <w:br/>
-              <w:t>「あなたはここにいたら何ができるようになるか」「会社はあなたに何を期待しているか」を明確に言葉で伝えることが最も重要です。</w:t>
-              <w:br/>
-              <w:t>①「2年後にこういう役割を担ってほしい」という具体的な期待値を上司から直接伝える</w:t>
-              <w:br/>
-              <w:t>②企画・調整・外部コミュニケーションを担うポジションを明文化し、役割定義を行う</w:t>
-              <w:br/>
-              <w:t>③月1回、佐藤社長との1on1を設定し、定期的なビジョン共有の場を作る</w:t>
-              <w:br/>
-              <w:t>④半年〜1年のキャリアパスを明文化して共有する</w:t>
+              <w:t>3月：パフォーマンス向上に向けたコンディショニング計画を策定。体系的な健康習慣の設計を得意とする特性を活用。5月：「自身の思考が周囲より先行している」という認識が言動に表れており、現職の成長上限を意識しているとも取れる発言が確認された。</w:t>
             </w:r>
           </w:p>
         </w:tc>
@@ -387,9 +381,7 @@
               <w:rPr>
                 <w:sz w:val="18"/>
               </w:rPr>
-              <w:t>3月・4/3</w:t>
-              <w:br/>
-              <w:t>4/24・5/22</w:t>
+              <w:t>3月・4/3・4/24・5/22</w:t>
               <w:br/>
               <w:t>（計4回）</w:t>
             </w:r>
@@ -397,7 +389,7 @@
         </w:tc>
         <w:tc>
           <w:tcPr>
-            <w:tcW w:type="dxa" w:w="3118"/>
+            <w:tcW w:type="dxa" w:w="2268"/>
             <w:vAlign w:val="top"/>
           </w:tcPr>
           <w:p>
@@ -405,13 +397,17 @@
               <w:rPr>
                 <w:sz w:val="18"/>
               </w:rPr>
-              <w:t>初回は慢性的な体調不良により本来の思考力・判断力が十分に発揮できない状態でした。4回のセッションを通じて体調が確実に改善。笑顔の出方・エネルギーの質が変化し、5/22に最も顕著な変化が見られました。卓球の教え子が県大会進出→朝2回自然に早起きができるほどに。</w:t>
+              <w:t>パフォーマンス：回復傾向</w:t>
+              <w:br/>
+              <w:t>ストレス：中</w:t>
+              <w:br/>
+              <w:t>休職リスク：中</w:t>
             </w:r>
           </w:p>
         </w:tc>
         <w:tc>
           <w:tcPr>
-            <w:tcW w:type="dxa" w:w="4252"/>
+            <w:tcW w:type="dxa" w:w="5102"/>
             <w:vAlign w:val="top"/>
           </w:tcPr>
           <w:p>
@@ -419,22 +415,14 @@
               <w:rPr>
                 <w:sz w:val="18"/>
               </w:rPr>
-              <w:t>【分析】</w:t>
+              <w:t>【見立て】</w:t>
               <w:br/>
-              <w:t>他者に対しては「できていること」を自然に見られる方ですが、自分自身に対しては「できていないこと」だけに目が向き、自責する思考癖があります。また「言葉にして完了を確認しない限り、未完了として抱え続ける」という頭の癖があります。この思考パターンの改善が、体調・仕事のパフォーマンス向上に直結する重要なテーマです。</w:t>
+              <w:t>初回面談時の疲弊状態から4ヶ月で回復傾向にある。「完了事項を言語化して確認する機会」がパフォーマンス安定につながりやすい特性を持つ。業務報告等で思考が混乱する場面があれば、①完了事項　②残課題　③対応策　の順で確認すると整理しやすく、心身の回復にもつながりやすい。</w:t>
               <w:br/>
               <w:br/>
-              <w:t>【会社・上司に必要なアクション】</w:t>
+              <w:t>【セッション概要】</w:t>
               <w:br/>
-              <w:t>以下の順番で定期的に声をかけることが効果的です。</w:t>
-              <w:br/>
-              <w:t>①「順調に進んでいますか？」</w:t>
-              <w:br/>
-              <w:t>②「できていることは何ですか？」</w:t>
-              <w:br/>
-              <w:t>③「順調に進むために、あと何をやったらよいですか？」</w:t>
-              <w:br/>
-              <w:t>この順番で話す場を作ることで頭の整理がしやすくなります。「できたこと」を言葉にして確認する機会を設けることで、慢性的な「未完了感」が軽減し、前向きに仕事に取り組める状態に近づいていきます。</w:t>
+              <w:t>初回：心理的疲弊が顕著・副腎疲労の兆候あり。前回休職と類似した業務負荷への懸念を表明。4/24：「同様の状況が生じた際には早期に上長へ報告する」と本人が自律的に決意。セッションを通じて自身の思考パターンを認識し、改善訓練により睡眠の質・業務効率が向上していると本人が評価している。</w:t>
             </w:r>
           </w:p>
         </w:tc>
@@ -464,15 +452,17 @@
               <w:rPr>
                 <w:sz w:val="18"/>
               </w:rPr>
-              <w:t>4/10・4/17</w:t>
+              <w:t>4/10・4/17・6/19</w:t>
               <w:br/>
-              <w:t>6/19（計3回）</w:t>
+              <w:t>（計3回）</w:t>
+              <w:br/>
+              <w:t>※6/30次回予定</w:t>
             </w:r>
           </w:p>
         </w:tc>
         <w:tc>
           <w:tcPr>
-            <w:tcW w:type="dxa" w:w="3118"/>
+            <w:tcW w:type="dxa" w:w="2268"/>
             <w:vAlign w:val="top"/>
           </w:tcPr>
           <w:p>
@@ -480,21 +470,17 @@
               <w:rPr>
                 <w:sz w:val="18"/>
               </w:rPr>
-              <w:t>体調良好・ストレス低を4ヶ月維持。</w:t>
+              <w:t>モチベーション：高</w:t>
               <w:br/>
-              <w:t>睡眠改善傾向（夜中の覚醒が減少）。</w:t>
+              <w:t>ストレス：中</w:t>
               <w:br/>
-              <w:t>組織課題「ほうれんそうが届かない」の構造を言語化。</w:t>
-              <w:br/>
-              <w:t>「お客様の立場で考える」を行動指針として発見し、「武器ができた」と本人が表現。</w:t>
-              <w:br/>
-              <w:t>6/30に次回セッション予定。</w:t>
+              <w:t>離職リスク：低</w:t>
             </w:r>
           </w:p>
         </w:tc>
         <w:tc>
           <w:tcPr>
-            <w:tcW w:type="dxa" w:w="4252"/>
+            <w:tcW w:type="dxa" w:w="5102"/>
             <w:vAlign w:val="top"/>
           </w:tcPr>
           <w:p>
@@ -502,18 +488,14 @@
               <w:rPr>
                 <w:sz w:val="18"/>
               </w:rPr>
-              <w:t>・「お客様の立場で考える」を会議・日常の合言葉として定着させる</w:t>
+              <w:t>【見立て】</w:t>
               <w:br/>
-              <w:t>・社労士と連携中のアルバイト対応を継続</w:t>
+              <w:t>心身コンディションともに安定を維持。「顧客視点を組織の判断軸とする」という経営指針を自ら言語化したことで、マネジメント視点が強化された状態にある。この指針を組織文化として定着させることで、チーム全体の意思決定品質の向上が期待できる。</w:t>
               <w:br/>
               <w:br/>
-              <w:t>【会社への提言】</w:t>
+              <w:t>【セッション概要】</w:t>
               <w:br/>
-              <w:t>・「ほうれんそう」の評価基準を人事制度に明文化する</w:t>
-              <w:br/>
-              <w:t>・スタッフへの業務全体像（自分の仕事が全体のどこに位置するか）の共有</w:t>
-              <w:br/>
-              <w:t>・「お客様の立場で」という視座を社内標語化する</w:t>
+              <w:t>4月：「複数のスタッフから高い信頼を寄せられている」という客観的評価をフィードバック→本人に自覚がなく驚きの反応。睡眠の質が改善（夜間覚醒の減少）。6月：「報連相が機能しない」という組織課題を分析・言語化。業務情報の共有は実施できているという認識の一方で、報連相に関する評価基準の見直しが必要かもしれないという気づきに至った。「顧客視点で考える」という行動指針を自ら発見し、「判断の軸ができた」と表現。</w:t>
             </w:r>
           </w:p>
         </w:tc>
@@ -545,13 +527,13 @@
               </w:rPr>
               <w:t>4/13・4/23</w:t>
               <w:br/>
-              <w:t>6/29（計3回予定）</w:t>
+              <w:t>（第3回：6/29予定）</w:t>
             </w:r>
           </w:p>
         </w:tc>
         <w:tc>
           <w:tcPr>
-            <w:tcW w:type="dxa" w:w="3118"/>
+            <w:tcW w:type="dxa" w:w="2268"/>
             <w:vAlign w:val="top"/>
           </w:tcPr>
           <w:p>
@@ -559,19 +541,17 @@
               <w:rPr>
                 <w:sz w:val="18"/>
               </w:rPr>
-              <w:t>体調は安定（80%）。大きな不調なし。</w:t>
+              <w:t>モチベーション：やや低調</w:t>
               <w:br/>
-              <w:t>初回は覇気なし・感情を閉ざしている印象だったが、「好きなことを計画してやる」が自分に合っていると気づいた。</w:t>
+              <w:t>ストレス：中</w:t>
               <w:br/>
-              <w:t>「誠タイプ（世界・チームのためが原動力）」「No.2役割が得意」という自己理解が深まりつつある。</w:t>
-              <w:br/>
-              <w:t>6/29の第3回で変化を確認予定。</w:t>
+              <w:t>離職リスク：低</w:t>
             </w:r>
           </w:p>
         </w:tc>
         <w:tc>
           <w:tcPr>
-            <w:tcW w:type="dxa" w:w="4252"/>
+            <w:tcW w:type="dxa" w:w="5102"/>
             <w:vAlign w:val="top"/>
           </w:tcPr>
           <w:p>
@@ -579,18 +559,14 @@
               <w:rPr>
                 <w:sz w:val="18"/>
               </w:rPr>
-              <w:t>・好きなこと（絵・色鉛筆・本）を生活に計画的に取り込む</w:t>
+              <w:t>【見立て】</w:t>
               <w:br/>
-              <w:t>・葉酸・B6・鉄の食事からの補充</w:t>
+              <w:t>健康状態は安定しているが、エンゲージメントが低調な状態が続いている。現時点では能力・意欲の問題ではないと見ている。</w:t>
               <w:br/>
               <w:br/>
-              <w:t>【会社への提言】</w:t>
+              <w:t>【セッション概要】</w:t>
               <w:br/>
-              <w:t>・「大森さんのおかげで○○が助かった」と具体的な貢献を言葉で伝える</w:t>
-              <w:br/>
-              <w:t>・急かさない・じっくり待てる環境づくり</w:t>
-              <w:br/>
-              <w:t>・「会社のために」という言葉が一番の動機づけになる</w:t>
+              <w:t>第1回：コンディション確認・服薬による栄養消耗リスクを情報提供。第2回：強み分析（組織貢献型・サポート適性）を共有。第3回（6/29予定）：行動変容の確認予定。</w:t>
             </w:r>
           </w:p>
         </w:tc>
@@ -620,17 +596,13 @@
               <w:rPr>
                 <w:sz w:val="18"/>
               </w:rPr>
-              <w:t>書面対応</w:t>
-              <w:br/>
-              <w:t>（4/25問診票</w:t>
-              <w:br/>
-              <w:t>分析）</w:t>
+              <w:t>書面対応（4/25）</w:t>
             </w:r>
           </w:p>
         </w:tc>
         <w:tc>
           <w:tcPr>
-            <w:tcW w:type="dxa" w:w="3118"/>
+            <w:tcW w:type="dxa" w:w="2268"/>
             <w:vAlign w:val="top"/>
           </w:tcPr>
           <w:p>
@@ -638,19 +610,15 @@
               <w:rPr>
                 <w:sz w:val="18"/>
               </w:rPr>
-              <w:t>心理状態61%と安定。仕事への目的意識・前向きさは良好。</w:t>
+              <w:t>モチベーション：高</w:t>
               <w:br/>
-              <w:t>身体面では胃腸・男性ホルモン・副腎・甲状腺・代謝が要注意ライン超え。</w:t>
-              <w:br/>
-              <w:t>特に制酸剤の長期使用による栄養吸収阻害・男性ホルモン低下が気になる。</w:t>
-              <w:br/>
-              <w:t>問診票結果・プロファイリング結果を書面でお渡し済み。</w:t>
+              <w:t>身体的健康リスク：要注意</w:t>
             </w:r>
           </w:p>
         </w:tc>
         <w:tc>
           <w:tcPr>
-            <w:tcW w:type="dxa" w:w="4252"/>
+            <w:tcW w:type="dxa" w:w="5102"/>
             <w:vAlign w:val="top"/>
           </w:tcPr>
           <w:p>
@@ -658,16 +626,14 @@
               <w:rPr>
                 <w:sz w:val="18"/>
               </w:rPr>
-              <w:t>書面にて問診票結果・アドバイスをお渡し済み。</w:t>
+              <w:t>【見立て】</w:t>
+              <w:br/>
+              <w:t>職務意欲・目的意識は良好であり、経営者としての強みとなっている。一方で身体的指標において複数の要注意項目があり、自覚症状のないまま進行しているリスクがある。経営パフォーマンスを長期的に維持するためにも、予防的観点からの医療機関受診を推奨したい状態にある。</w:t>
               <w:br/>
               <w:br/>
-              <w:t>【三井社長へのご提案】</w:t>
+              <w:t>【セッション概要】</w:t>
               <w:br/>
-              <w:t>・胃腸：制酸剤の長期使用は栄養吸収に影響している可能性があります。一度消化器内科へのご相談をお勧めいたします</w:t>
-              <w:br/>
-              <w:t>・男性ホルモン：複数の低下サインが見られます。泌尿器科・メンズクリニックでの検査（テストステロン・TSH）をお勧めいたします</w:t>
-              <w:br/>
-              <w:t>・現在の数値は早期対応が可能な段階です。自覚症状が少ないうちに検査・対処されることをお勧めいたします</w:t>
+              <w:t>問診票・プロファイリングの書面分析を実施。消化器系・ホルモンバランス・代謝機能等において要注意ライン超えを確認。対面面談は未実施のため、今後の状況を踏まえ対応を検討いたします。</w:t>
             </w:r>
           </w:p>
         </w:tc>
@@ -688,34 +654,13 @@
         <w:rPr>
           <w:sz w:val="20"/>
         </w:rPr>
-        <w:t>■ 4ヶ月間を通じた全体傾向</w:t>
-        <w:br/>
-        <w:t xml:space="preserve">　リモートワーク中心の環境において、「オンとオフの切り替えが難しい」という課題が全員に共通していました。特に樋田さん・大森さんは「ゆっくりしたい」「休みたい」という体のサインを持ちながらも、それを表に出せずにいました。「自分のコンディションを言葉にする習慣」が育ってきたことは、4ヶ月の大きな成果です。</w:t>
+        <w:t xml:space="preserve">　4ヶ月のモニター期間を通じて、5名全員とコンディションの把握ができました。現時点で早急な対応が必要な状態のメンバーはおりませんが、樋田さんの思考整理の継続・浅野さんの定着意欲については引き続き注視が必要と判断しています。</w:t>
         <w:br/>
         <w:br/>
-        <w:t>■ 今後に向けた提言</w:t>
-        <w:br/>
-        <w:t>① 樋田さんの状態を継続的に見守ってください</w:t>
-        <w:br/>
-        <w:t xml:space="preserve">　　前回の休職前と似た業務負荷が6月に再び高まっていた時期がありました。「同じ状況になりそうなら伝える」という本人との約束が機能していますが、会社側からも「順調に進んでいますか？」という定期的な声かけを続けてください。</w:t>
+        <w:t xml:space="preserve">　各セッションを通じて感じたこととして、評価基準やほうれんそうに関するマニュアルの見直し時期にきているかもしれないという印象を受けました。ご参考まで申し添えます。</w:t>
         <w:br/>
         <w:br/>
-        <w:t>② 浅野さんのキャリアに会社の言葉を</w:t>
-        <w:br/>
-        <w:t xml:space="preserve">　　30代のいま、「この会社にいたら何ができるようになるか」という問いに会社が答えられるかどうかが定着の鍵です。</w:t>
-        <w:br/>
-        <w:br/>
-        <w:t>③ 佐藤社長の「お客様の立場で」を組織の文化に</w:t>
-        <w:br/>
-        <w:t xml:space="preserve">　　今回のセッションで生まれた行動指針を、ぜひ組織全体の合言葉として根付かせてください。</w:t>
-        <w:br/>
-        <w:br/>
-        <w:t>④ 大森さん・三井さんへの個別の声かけを</w:t>
-        <w:br/>
-        <w:t xml:space="preserve">　　二人とも内に秘めるタイプです。「助かっています」「最近どうですか？」の一言が大きな安心感につながります。</w:t>
-        <w:br/>
-        <w:br/>
-        <w:t xml:space="preserve">　引き続き、皆さまの健康と組織の活力を支えてまいります。どうぞよろしくお願いいたします。</w:t>
+        <w:t xml:space="preserve">　次期は今期の観察をベースに、変化の継続確認と新たな課題の早期把握に注力してまいります。</w:t>
       </w:r>
     </w:p>
     <w:p/>

--- a/20_Projects/企業のオンライン保健室/株式会社サステナ/02_報告会記録/サステナ様_2026年3-6月_総括報告書.docx
+++ b/20_Projects/企業のオンライン保健室/株式会社サステナ/02_報告会記録/サステナ様_2026年3-6月_総括報告書.docx
@@ -1487,6 +1487,21 @@
       </w:r>
     </w:p>
     <w:p/>
+    <w:p>
+      <w:r>
+        <w:t xml:space="preserve">【次期継続に向けたご提案】</w:t>
+      </w:r>
+    </w:p>
+    <w:p>
+      <w:r>
+        <w:t xml:space="preserve">　現在、50人以上の企業に義務化されているストレスチェックは、2025年5月の労働安全衛生法改正により2028年4月から中小企業にも拡大されます。次期からストレスチェックを導入し、高リスクと判定された方への継続的なフォロー窓口として保健室を位置づけることで、高リスクから中リスクへの改善を組織的に実現できます。あわせて、2025年4月に施行された改正育児・介護休業法により企業への設置が義務化された介護相談窓口としても一体的に担うことで、法令対応と従業員支援を同時に実現できる制度として確立できると考えます。</w:t>
+      </w:r>
+    </w:p>
+    <w:p>
+      <w:r>
+        <w:t xml:space="preserve">　次期のご継続にあたり、これらの観点も含めてご検討いただけますと幸いです。</w:t>
+      </w:r>
+    </w:p>
     <w:p>
       <w:pPr>
         <w:jc w:val="right"/>

--- a/20_Projects/企業のオンライン保健室/株式会社サステナ/02_報告会記録/サステナ様_2026年3-6月_総括報告書.docx
+++ b/20_Projects/企業のオンライン保健室/株式会社サステナ/02_報告会記録/サステナ様_2026年3-6月_総括報告書.docx
@@ -972,77 +972,25 @@
           </w:tcPr>
           <w:p>
             <w:r>
-              <w:rPr>
-                <w:sz w:val="18"/>
-              </w:rPr>
               <w:t>【見立て】</w:t>
             </w:r>
-            <w:r>
-              <w:rPr>
-                <w:sz w:val="18"/>
-              </w:rPr>
-              <w:br/>
-            </w:r>
-            <w:r>
-              <w:rPr>
-                <w:sz w:val="18"/>
-              </w:rPr>
+          </w:p>
+          <w:p>
+            <w:r>
               <w:t>心身コンディションともに安定を維持。「顧客視点を組織の判断軸とする」という経営指針を自ら言語化したことで、マネジメント視点が強化された状態にある。この指針を組織文化として定着させることで、チーム全体の意思決定品質の向上が期待できる。</w:t>
             </w:r>
-            <w:r>
-              <w:rPr>
-                <w:sz w:val="18"/>
-              </w:rPr>
-              <w:br/>
-            </w:r>
-            <w:r>
-              <w:rPr>
-                <w:sz w:val="18"/>
-              </w:rPr>
-              <w:br/>
-            </w:r>
-            <w:r>
-              <w:rPr>
-                <w:sz w:val="18"/>
-              </w:rPr>
+          </w:p>
+          <w:p>
+            <w:r/>
+          </w:p>
+          <w:p>
+            <w:r>
               <w:t>【セッション概要】</w:t>
             </w:r>
-            <w:r>
-              <w:rPr>
-                <w:sz w:val="18"/>
-              </w:rPr>
-              <w:br/>
-              <w:t>4</w:t>
-            </w:r>
-            <w:r>
-              <w:rPr>
-                <w:sz w:val="18"/>
-              </w:rPr>
-              <w:t>月：「複数のスタッフから高い信頼を寄せられている」という客観的評価をフィードバック</w:t>
-            </w:r>
-            <w:r>
-              <w:rPr>
-                <w:sz w:val="18"/>
-              </w:rPr>
-              <w:t>→</w:t>
-            </w:r>
-            <w:r>
-              <w:rPr>
-                <w:sz w:val="18"/>
-              </w:rPr>
-              <w:t>本人に自覚がなく驚きの反応。睡眠の質が改善（夜間覚醒の減少）。</w:t>
-            </w:r>
-            <w:r>
-              <w:rPr>
-                <w:sz w:val="18"/>
-              </w:rPr>
-              <w:t>6</w:t>
-            </w:r>
-            <w:r>
-              <w:rPr>
-                <w:sz w:val="18"/>
-              </w:rPr>
-              <w:t>月：「報連相が機能しない」という組織課題を分析・言語化。業務情報の共有は実施できているという認識の一方で、報連相に関する評価基準の見直しが必要かもしれないという気づきに至った。「顧客視点で考える」という行動指針を自ら発見し、「判断の軸ができた」と表現。</w:t>
+          </w:p>
+          <w:p>
+            <w:r>
+              <w:t>4月：社内複数名から高い信頼を寄せられているという客観的な声をフィードバック。睡眠が改善傾向。6月：「報連相が届かない」という組織課題を言語化し、「顧客視点で考える」という判断軸を自ら決断。</w:t>
             </w:r>
           </w:p>
         </w:tc>
@@ -1357,52 +1305,25 @@
           </w:tcPr>
           <w:p>
             <w:r>
-              <w:rPr>
-                <w:sz w:val="18"/>
-              </w:rPr>
               <w:t>【見立て】</w:t>
             </w:r>
-            <w:r>
-              <w:rPr>
-                <w:sz w:val="18"/>
-              </w:rPr>
-              <w:br/>
-            </w:r>
-            <w:r>
-              <w:rPr>
-                <w:sz w:val="18"/>
-              </w:rPr>
-              <w:t>職務意欲・目的意識は良好であり、経営者としての強みとなっている。一方で身体的指標において複数の要注意項目があり、自覚症状のないまま進行しているリスクがある。経営パフォーマンスを長期的に維持するためにも、予防的観点からの医療機関受診を推奨したい状態にある。</w:t>
-            </w:r>
-            <w:r>
-              <w:rPr>
-                <w:sz w:val="18"/>
-              </w:rPr>
-              <w:br/>
-            </w:r>
-            <w:r>
-              <w:rPr>
-                <w:sz w:val="18"/>
-              </w:rPr>
-              <w:br/>
-            </w:r>
-            <w:r>
-              <w:rPr>
-                <w:sz w:val="18"/>
-              </w:rPr>
+          </w:p>
+          <w:p>
+            <w:r>
+              <w:t>職務意欲・目的意識は良好であり、経営者としての強みとなっている。一方で身体的指標に複数の要注意項目が確認されており、健康診断の結果と合わせて医療機関受診のご検討をお勧めしたい状態にある。</w:t>
+            </w:r>
+          </w:p>
+          <w:p>
+            <w:r/>
+          </w:p>
+          <w:p>
+            <w:r>
               <w:t>【セッション概要】</w:t>
             </w:r>
-            <w:r>
-              <w:rPr>
-                <w:sz w:val="18"/>
-              </w:rPr>
-              <w:br/>
-            </w:r>
-            <w:r>
-              <w:rPr>
-                <w:sz w:val="18"/>
-              </w:rPr>
-              <w:t>問診票・プロファイリングの書面分析を実施。消化器系・ホルモンバランス・代謝機能等において要注意ライン超えを確認。対面面談は未実施のため、今後の状況を踏まえ対応を検討いたします。</w:t>
+          </w:p>
+          <w:p>
+            <w:r>
+              <w:t>問診票・プロファイリングの書面分析を実施。消化器系・ホルモンバランス・代謝機能等において要注意ライン超えを確認。対面面談は未実施のため、引き続き状況を確認しながらサポートいたします。</w:t>
             </w:r>
           </w:p>
         </w:tc>

--- a/20_Projects/企業のオンライン保健室/株式会社サステナ/02_報告会記録/サステナ様_2026年3-6月_総括報告書.docx
+++ b/20_Projects/企業のオンライン保健室/株式会社サステナ/02_報告会記録/サステナ様_2026年3-6月_総括報告書.docx
@@ -1413,6 +1413,53 @@
         <w:t xml:space="preserve">【次期継続に向けたご提案】</w:t>
       </w:r>
     </w:p>
+    <w:p/>
+    <w:p>
+      <w:r>
+        <w:rPr>
+          <w:b/>
+          <w:sz w:val="24"/>
+        </w:rPr>
+        <w:t>＜参考：樋田さんの問診票スコア変化（2026年3月→6月）＞</w:t>
+      </w:r>
+    </w:p>
+    <w:p>
+      <w:r>
+        <w:drawing>
+          <wp:inline xmlns:a="http://schemas.openxmlformats.org/drawingml/2006/main" xmlns:pic="http://schemas.openxmlformats.org/drawingml/2006/picture">
+            <wp:extent cx="4114800" cy="2465333"/>
+            <wp:docPr id="1" name="Picture 1"/>
+            <wp:cNvGraphicFramePr>
+              <a:graphicFrameLocks noChangeAspect="1"/>
+            </wp:cNvGraphicFramePr>
+            <a:graphic>
+              <a:graphicData uri="http://schemas.openxmlformats.org/drawingml/2006/picture">
+                <pic:pic>
+                  <pic:nvPicPr>
+                    <pic:cNvPr id="0" name="スクリーンショット (3926).png"/>
+                    <pic:cNvPicPr/>
+                  </pic:nvPicPr>
+                  <pic:blipFill>
+                    <a:blip r:embed="rId11"/>
+                    <a:stretch>
+                      <a:fillRect/>
+                    </a:stretch>
+                  </pic:blipFill>
+                  <pic:spPr>
+                    <a:xfrm>
+                      <a:off x="0" y="0"/>
+                      <a:ext cx="4114800" cy="2465333"/>
+                    </a:xfrm>
+                    <a:prstGeom prst="rect"/>
+                  </pic:spPr>
+                </pic:pic>
+              </a:graphicData>
+            </a:graphic>
+          </wp:inline>
+        </w:drawing>
+      </w:r>
+    </w:p>
+    <w:p/>
     <w:p>
       <w:r>
         <w:t xml:space="preserve">　現在、50人以上の企業に義務化されているストレスチェックは、2025年5月の労働安全衛生法改正により2028年4月から中小企業にも拡大されます。次期からストレスチェックを導入し、高リスクと判定された方への継続的なフォロー窓口として保健室を位置づけることで、高リスクから中リスクへの改善を組織的に実現できます。あわせて、2025年4月に施行された改正育児・介護休業法により企業への設置が義務化された介護相談窓口としても一体的に担うことで、法令対応と従業員支援を同時に実現できる制度として確立できると考えます。</w:t>

--- a/20_Projects/企業のオンライン保健室/株式会社サステナ/02_報告会記録/サステナ様_2026年3-6月_総括報告書.docx
+++ b/20_Projects/企業のオンライン保健室/株式会社サステナ/02_報告会記録/サステナ様_2026年3-6月_総括報告書.docx
@@ -3,15 +3,27 @@
 <w:document xmlns:wpc="http://schemas.microsoft.com/office/word/2010/wordprocessingCanvas" xmlns:cx="http://schemas.microsoft.com/office/drawing/2014/chartex" xmlns:cx1="http://schemas.microsoft.com/office/drawing/2015/9/8/chartex" xmlns:cx2="http://schemas.microsoft.com/office/drawing/2015/10/21/chartex" xmlns:cx3="http://schemas.microsoft.com/office/drawing/2016/5/9/chartex" xmlns:cx4="http://schemas.microsoft.com/office/drawing/2016/5/10/chartex" xmlns:cx5="http://schemas.microsoft.com/office/drawing/2016/5/11/chartex" xmlns:cx6="http://schemas.microsoft.com/office/drawing/2016/5/12/chartex" xmlns:cx7="http://schemas.microsoft.com/office/drawing/2016/5/13/chartex" xmlns:cx8="http://schemas.microsoft.com/office/drawing/2016/5/14/chartex" xmlns:mc="http://schemas.openxmlformats.org/markup-compatibility/2006" xmlns:aink="http://schemas.microsoft.com/office/drawing/2016/ink" xmlns:am3d="http://schemas.microsoft.com/office/drawing/2017/model3d" xmlns:o="urn:schemas-microsoft-com:office:office" xmlns:oel="http://schemas.microsoft.com/office/2019/extlst" xmlns:r="http://schemas.openxmlformats.org/officeDocument/2006/relationships" xmlns:m="http://schemas.openxmlformats.org/officeDocument/2006/math" xmlns:v="urn:schemas-microsoft-com:vml" xmlns:wp14="http://schemas.microsoft.com/office/word/2010/wordprocessingDrawing" xmlns:wp="http://schemas.openxmlformats.org/drawingml/2006/wordprocessingDrawing" xmlns:w10="urn:schemas-microsoft-com:office:word" xmlns:w="http://schemas.openxmlformats.org/wordprocessingml/2006/main" xmlns:w14="http://schemas.microsoft.com/office/word/2010/wordml" xmlns:w15="http://schemas.microsoft.com/office/word/2012/wordml" xmlns:w16cex="http://schemas.microsoft.com/office/word/2018/wordml/cex" xmlns:w16cid="http://schemas.microsoft.com/office/word/2016/wordml/cid" xmlns:w16="http://schemas.microsoft.com/office/word/2018/wordml" xmlns:w16du="http://schemas.microsoft.com/office/word/2023/wordml/word16du" xmlns:w16sdtdh="http://schemas.microsoft.com/office/word/2020/wordml/sdtdatahash" xmlns:w16sdtfl="http://schemas.microsoft.com/office/word/2024/wordml/sdtformatlock" xmlns:w16se="http://schemas.microsoft.com/office/word/2015/wordml/symex" xmlns:wpg="http://schemas.microsoft.com/office/word/2010/wordprocessingGroup" xmlns:wpi="http://schemas.microsoft.com/office/word/2010/wordprocessingInk" xmlns:wne="http://schemas.microsoft.com/office/word/2006/wordml" xmlns:wps="http://schemas.microsoft.com/office/word/2010/wordprocessingShape" mc:Ignorable="w14 w15 w16se w16cid w16 w16cex w16sdtdh w16sdtfl w16du wp14">
   <w:body>
     <w:p>
+      <w:pPr>
+        <w:rPr>
+          <w:lang w:eastAsia="ja-JP"/>
+        </w:rPr>
+      </w:pPr>
       <w:r>
         <w:rPr>
           <w:b/>
           <w:sz w:val="28"/>
+          <w:lang w:eastAsia="ja-JP"/>
         </w:rPr>
         <w:t>企業のオンライン保健室　月次報告書</w:t>
       </w:r>
     </w:p>
-    <w:p/>
+    <w:p>
+      <w:pPr>
+        <w:rPr>
+          <w:lang w:eastAsia="ja-JP"/>
+        </w:rPr>
+      </w:pPr>
+    </w:p>
     <w:tbl>
       <w:tblPr>
         <w:tblStyle w:val="afe"/>
@@ -31,6 +43,7 @@
             <w:shd w:val="clear" w:color="auto" w:fill="D9E1F2"/>
           </w:tcPr>
           <w:p>
+            <w:proofErr w:type="spellStart"/>
             <w:r>
               <w:rPr>
                 <w:b/>
@@ -38,6 +51,7 @@
               </w:rPr>
               <w:t>会社名</w:t>
             </w:r>
+            <w:proofErr w:type="spellEnd"/>
           </w:p>
         </w:tc>
         <w:tc>
@@ -46,9 +60,15 @@
             <w:gridSpan w:val="3"/>
           </w:tcPr>
           <w:p>
+            <w:pPr>
+              <w:rPr>
+                <w:lang w:eastAsia="ja-JP"/>
+              </w:rPr>
+            </w:pPr>
             <w:r>
               <w:rPr>
                 <w:sz w:val="20"/>
+                <w:lang w:eastAsia="ja-JP"/>
               </w:rPr>
               <w:t>株式会社サステナ　様</w:t>
             </w:r>
@@ -62,6 +82,7 @@
             <w:shd w:val="clear" w:color="auto" w:fill="D9E1F2"/>
           </w:tcPr>
           <w:p>
+            <w:proofErr w:type="spellStart"/>
             <w:r>
               <w:rPr>
                 <w:b/>
@@ -69,6 +90,7 @@
               </w:rPr>
               <w:t>報告年月日</w:t>
             </w:r>
+            <w:proofErr w:type="spellEnd"/>
           </w:p>
         </w:tc>
         <w:tc>
@@ -234,15 +256,22 @@
             <w:tcW w:w="2351" w:type="dxa"/>
           </w:tcPr>
           <w:p>
+            <w:pPr>
+              <w:rPr>
+                <w:lang w:eastAsia="ja-JP"/>
+              </w:rPr>
+            </w:pPr>
             <w:r>
               <w:rPr>
                 <w:sz w:val="20"/>
+                <w:lang w:eastAsia="ja-JP"/>
               </w:rPr>
               <w:t>4</w:t>
             </w:r>
             <w:r>
               <w:rPr>
                 <w:sz w:val="20"/>
+                <w:lang w:eastAsia="ja-JP"/>
               </w:rPr>
               <w:t>ヶ月モニター総括〜変化の記録と今後への提言</w:t>
             </w:r>
@@ -250,54 +279,88 @@
         </w:tc>
       </w:tr>
     </w:tbl>
-    <w:p/>
     <w:p>
+      <w:pPr>
+        <w:rPr>
+          <w:lang w:eastAsia="ja-JP"/>
+        </w:rPr>
+      </w:pPr>
+    </w:p>
+    <w:p>
+      <w:pPr>
+        <w:rPr>
+          <w:lang w:eastAsia="ja-JP"/>
+        </w:rPr>
+      </w:pPr>
       <w:r>
         <w:rPr>
           <w:b/>
           <w:sz w:val="20"/>
+          <w:lang w:eastAsia="ja-JP"/>
         </w:rPr>
         <w:t>【総評】</w:t>
       </w:r>
     </w:p>
     <w:p>
+      <w:pPr>
+        <w:rPr>
+          <w:lang w:eastAsia="ja-JP"/>
+        </w:rPr>
+      </w:pPr>
       <w:r>
         <w:rPr>
           <w:sz w:val="20"/>
+          <w:lang w:eastAsia="ja-JP"/>
         </w:rPr>
         <w:t xml:space="preserve">　各メンバーが日々の業務に誠実に取り組まれていることが、</w:t>
       </w:r>
       <w:r>
         <w:rPr>
           <w:sz w:val="20"/>
+          <w:lang w:eastAsia="ja-JP"/>
         </w:rPr>
         <w:t>4</w:t>
       </w:r>
       <w:r>
         <w:rPr>
           <w:sz w:val="20"/>
+          <w:lang w:eastAsia="ja-JP"/>
         </w:rPr>
         <w:t>ヶ月を通じて確認できました。業務負荷に伴う疲労は職務遂行上の自然な側面であり、その対価として報酬を得るのが就労の基本です。</w:t>
       </w:r>
       <w:r>
         <w:rPr>
           <w:sz w:val="20"/>
+          <w:lang w:eastAsia="ja-JP"/>
         </w:rPr>
         <w:br/>
       </w:r>
       <w:r>
         <w:rPr>
           <w:sz w:val="20"/>
+          <w:lang w:eastAsia="ja-JP"/>
         </w:rPr>
         <w:t xml:space="preserve">　ただ今期を通じて注目すべき点として、疲労後のコンディション回復に時間を要する傾向が見られました。フルリモート環境における公私の切り替え困難が、回復力が低下しやすい状態につながっていると分析しております。この点への組織的なサポートが、メンバー全体のパフォーマンス維持に寄与すると考えます。</w:t>
       </w:r>
     </w:p>
-    <w:p/>
     <w:p>
+      <w:pPr>
+        <w:rPr>
+          <w:lang w:eastAsia="ja-JP"/>
+        </w:rPr>
+      </w:pPr>
+    </w:p>
+    <w:p>
+      <w:pPr>
+        <w:rPr>
+          <w:lang w:eastAsia="ja-JP"/>
+        </w:rPr>
+      </w:pPr>
       <w:r>
         <w:rPr>
           <w:b/>
           <w:sz w:val="20"/>
+          <w:lang w:eastAsia="ja-JP"/>
         </w:rPr>
         <w:t>【個別セッションの状況】</w:t>
       </w:r>
@@ -321,6 +384,7 @@
             <w:shd w:val="clear" w:color="auto" w:fill="D9E1F2"/>
           </w:tcPr>
           <w:p>
+            <w:proofErr w:type="spellStart"/>
             <w:r>
               <w:rPr>
                 <w:b/>
@@ -328,6 +392,7 @@
               </w:rPr>
               <w:t>氏名</w:t>
             </w:r>
+            <w:proofErr w:type="spellEnd"/>
           </w:p>
         </w:tc>
         <w:tc>
@@ -366,10 +431,16 @@
             <w:shd w:val="clear" w:color="auto" w:fill="D9E1F2"/>
           </w:tcPr>
           <w:p>
+            <w:pPr>
+              <w:rPr>
+                <w:lang w:eastAsia="ja-JP"/>
+              </w:rPr>
+            </w:pPr>
             <w:r>
               <w:rPr>
                 <w:b/>
                 <w:sz w:val="20"/>
+                <w:lang w:eastAsia="ja-JP"/>
               </w:rPr>
               <w:t>見立て・セッション概要</w:t>
             </w:r>
@@ -382,24 +453,28 @@
             <w:tcW w:w="1417" w:type="dxa"/>
           </w:tcPr>
           <w:p>
+            <w:proofErr w:type="spellStart"/>
             <w:r>
               <w:rPr>
                 <w:sz w:val="18"/>
               </w:rPr>
               <w:t>浅野</w:t>
             </w:r>
+            <w:proofErr w:type="spellEnd"/>
             <w:r>
               <w:rPr>
                 <w:sz w:val="18"/>
               </w:rPr>
               <w:t xml:space="preserve"> </w:t>
             </w:r>
+            <w:proofErr w:type="spellStart"/>
             <w:r>
               <w:rPr>
                 <w:sz w:val="18"/>
               </w:rPr>
               <w:t>航さん</w:t>
             </w:r>
+            <w:proofErr w:type="spellEnd"/>
           </w:p>
         </w:tc>
         <w:tc>
@@ -468,33 +543,43 @@
             <w:tcW w:w="2268" w:type="dxa"/>
           </w:tcPr>
           <w:p>
+            <w:pPr>
+              <w:rPr>
+                <w:lang w:eastAsia="ja-JP"/>
+              </w:rPr>
+            </w:pPr>
             <w:r>
               <w:rPr>
                 <w:sz w:val="18"/>
+                <w:lang w:eastAsia="ja-JP"/>
               </w:rPr>
               <w:t>モチベーション：高</w:t>
             </w:r>
             <w:r>
               <w:rPr>
                 <w:sz w:val="18"/>
+                <w:lang w:eastAsia="ja-JP"/>
               </w:rPr>
               <w:br/>
             </w:r>
             <w:r>
               <w:rPr>
                 <w:sz w:val="18"/>
+                <w:lang w:eastAsia="ja-JP"/>
               </w:rPr>
               <w:t>ストレス：低</w:t>
             </w:r>
             <w:r>
               <w:rPr>
                 <w:sz w:val="18"/>
+                <w:lang w:eastAsia="ja-JP"/>
               </w:rPr>
               <w:br/>
             </w:r>
             <w:r>
               <w:rPr>
                 <w:sz w:val="18"/>
+                <w:lang w:eastAsia="ja-JP"/>
               </w:rPr>
               <w:t>離職リスク：中</w:t>
             </w:r>
@@ -505,45 +590,57 @@
             <w:tcW w:w="5102" w:type="dxa"/>
           </w:tcPr>
           <w:p>
+            <w:pPr>
+              <w:rPr>
+                <w:lang w:eastAsia="ja-JP"/>
+              </w:rPr>
+            </w:pPr>
             <w:r>
               <w:rPr>
                 <w:sz w:val="18"/>
+                <w:lang w:eastAsia="ja-JP"/>
               </w:rPr>
               <w:t>【見立て】</w:t>
             </w:r>
             <w:r>
               <w:rPr>
                 <w:sz w:val="18"/>
+                <w:lang w:eastAsia="ja-JP"/>
               </w:rPr>
               <w:br/>
             </w:r>
             <w:r>
               <w:rPr>
                 <w:sz w:val="18"/>
+                <w:lang w:eastAsia="ja-JP"/>
               </w:rPr>
               <w:t>職務遂行能力・自己効力感ともに高水準を維持。一方で「現職において自身のスキル・キャリアがどのように発展するか」への関心が高まっている段階にある。この問いに対し会社から明確なビジョンが示されない場合、より成長機会の豊富な環境への転職を検討するリスクが生じうる段階といえる。</w:t>
             </w:r>
             <w:r>
               <w:rPr>
                 <w:sz w:val="18"/>
+                <w:lang w:eastAsia="ja-JP"/>
               </w:rPr>
               <w:br/>
             </w:r>
             <w:r>
               <w:rPr>
                 <w:sz w:val="18"/>
+                <w:lang w:eastAsia="ja-JP"/>
               </w:rPr>
               <w:br/>
             </w:r>
             <w:r>
               <w:rPr>
                 <w:sz w:val="18"/>
+                <w:lang w:eastAsia="ja-JP"/>
               </w:rPr>
               <w:t>【セッション概要】</w:t>
             </w:r>
             <w:r>
               <w:rPr>
                 <w:sz w:val="18"/>
+                <w:lang w:eastAsia="ja-JP"/>
               </w:rPr>
               <w:br/>
               <w:t>3</w:t>
@@ -551,18 +648,21 @@
             <w:r>
               <w:rPr>
                 <w:sz w:val="18"/>
+                <w:lang w:eastAsia="ja-JP"/>
               </w:rPr>
               <w:t>月：パフォーマンス向上に向けたコンディショニング計画を策定。体系的な健康習慣の設計を得意とする特性を活用。</w:t>
             </w:r>
             <w:r>
               <w:rPr>
                 <w:sz w:val="18"/>
+                <w:lang w:eastAsia="ja-JP"/>
               </w:rPr>
               <w:t>5</w:t>
             </w:r>
             <w:r>
               <w:rPr>
                 <w:sz w:val="18"/>
+                <w:lang w:eastAsia="ja-JP"/>
               </w:rPr>
               <w:t>月：「自身の思考が周囲より先行している」という認識が言動に表れており、現職の成長上限を意識しているとも取れる発言が確認された。</w:t>
             </w:r>
@@ -575,24 +675,28 @@
             <w:tcW w:w="1417" w:type="dxa"/>
           </w:tcPr>
           <w:p>
+            <w:proofErr w:type="spellStart"/>
             <w:r>
               <w:rPr>
                 <w:sz w:val="18"/>
               </w:rPr>
               <w:t>樋田</w:t>
             </w:r>
+            <w:proofErr w:type="spellEnd"/>
             <w:r>
               <w:rPr>
                 <w:sz w:val="18"/>
               </w:rPr>
               <w:t xml:space="preserve"> </w:t>
             </w:r>
+            <w:proofErr w:type="spellStart"/>
             <w:r>
               <w:rPr>
                 <w:sz w:val="18"/>
               </w:rPr>
               <w:t>雅史さん</w:t>
             </w:r>
+            <w:proofErr w:type="spellEnd"/>
           </w:p>
         </w:tc>
         <w:tc>
@@ -673,33 +777,43 @@
             <w:tcW w:w="2268" w:type="dxa"/>
           </w:tcPr>
           <w:p>
+            <w:pPr>
+              <w:rPr>
+                <w:lang w:eastAsia="ja-JP"/>
+              </w:rPr>
+            </w:pPr>
             <w:r>
               <w:rPr>
                 <w:sz w:val="18"/>
+                <w:lang w:eastAsia="ja-JP"/>
               </w:rPr>
               <w:t>パフォーマンス：回復傾向</w:t>
             </w:r>
             <w:r>
               <w:rPr>
                 <w:sz w:val="18"/>
+                <w:lang w:eastAsia="ja-JP"/>
               </w:rPr>
               <w:br/>
             </w:r>
             <w:r>
               <w:rPr>
                 <w:sz w:val="18"/>
+                <w:lang w:eastAsia="ja-JP"/>
               </w:rPr>
               <w:t>ストレス：中</w:t>
             </w:r>
             <w:r>
               <w:rPr>
                 <w:sz w:val="18"/>
+                <w:lang w:eastAsia="ja-JP"/>
               </w:rPr>
               <w:br/>
             </w:r>
             <w:r>
               <w:rPr>
                 <w:sz w:val="18"/>
+                <w:lang w:eastAsia="ja-JP"/>
               </w:rPr>
               <w:t>休職リスク：中</w:t>
             </w:r>
@@ -710,120 +824,159 @@
             <w:tcW w:w="5102" w:type="dxa"/>
           </w:tcPr>
           <w:p>
+            <w:pPr>
+              <w:rPr>
+                <w:lang w:eastAsia="ja-JP"/>
+              </w:rPr>
+            </w:pPr>
             <w:r>
               <w:rPr>
                 <w:sz w:val="18"/>
+                <w:lang w:eastAsia="ja-JP"/>
               </w:rPr>
               <w:t>【見立て】</w:t>
             </w:r>
             <w:r>
               <w:rPr>
                 <w:sz w:val="18"/>
+                <w:lang w:eastAsia="ja-JP"/>
               </w:rPr>
               <w:br/>
             </w:r>
             <w:r>
               <w:rPr>
                 <w:sz w:val="18"/>
+                <w:lang w:eastAsia="ja-JP"/>
               </w:rPr>
               <w:t>初回面談時の疲弊状態から</w:t>
             </w:r>
             <w:r>
               <w:rPr>
                 <w:sz w:val="18"/>
+                <w:lang w:eastAsia="ja-JP"/>
               </w:rPr>
               <w:t>4</w:t>
             </w:r>
             <w:r>
               <w:rPr>
                 <w:sz w:val="18"/>
-              </w:rPr>
-              <w:t>ヶ月で回復傾向にある。「完了事項を言語化して確認する機会」がパフォーマンス安定につながりやすい特性を持つ。業務報告等で思考が混乱する場面があれば、</w:t>
-            </w:r>
-            <w:r>
-              <w:rPr>
+                <w:lang w:eastAsia="ja-JP"/>
+              </w:rPr>
+              <w:t>ヶ月で</w:t>
+            </w:r>
+            <w:r>
+              <w:rPr>
+                <w:rFonts w:hint="eastAsia"/>
                 <w:sz w:val="18"/>
+                <w:lang w:eastAsia="ja-JP"/>
+              </w:rPr>
+              <w:t>参考別記載の問診票スコア変化のように</w:t>
+            </w:r>
+            <w:r>
+              <w:rPr>
+                <w:sz w:val="18"/>
+                <w:lang w:eastAsia="ja-JP"/>
+              </w:rPr>
+              <w:t>回復傾向にある。「完了事項を言語化して確認する機会」がパフォーマンス安定につながりやすい特性を持つ。業務報告等で思考が混乱する場面があれば、</w:t>
+            </w:r>
+            <w:r>
+              <w:rPr>
+                <w:sz w:val="18"/>
+                <w:lang w:eastAsia="ja-JP"/>
               </w:rPr>
               <w:t>①</w:t>
             </w:r>
             <w:r>
               <w:rPr>
                 <w:sz w:val="18"/>
+                <w:lang w:eastAsia="ja-JP"/>
               </w:rPr>
               <w:t xml:space="preserve">完了事項　</w:t>
             </w:r>
             <w:r>
               <w:rPr>
                 <w:sz w:val="18"/>
+                <w:lang w:eastAsia="ja-JP"/>
               </w:rPr>
               <w:t>②</w:t>
             </w:r>
             <w:r>
               <w:rPr>
                 <w:sz w:val="18"/>
+                <w:lang w:eastAsia="ja-JP"/>
               </w:rPr>
               <w:t xml:space="preserve">残課題　</w:t>
             </w:r>
             <w:r>
               <w:rPr>
                 <w:sz w:val="18"/>
+                <w:lang w:eastAsia="ja-JP"/>
               </w:rPr>
               <w:t>③</w:t>
             </w:r>
             <w:r>
               <w:rPr>
                 <w:sz w:val="18"/>
+                <w:lang w:eastAsia="ja-JP"/>
               </w:rPr>
               <w:t>対応策　の順で確認すると整理しやすく、心身の回復にもつながりやすい。</w:t>
             </w:r>
             <w:r>
               <w:rPr>
                 <w:sz w:val="18"/>
+                <w:lang w:eastAsia="ja-JP"/>
               </w:rPr>
               <w:br/>
             </w:r>
             <w:r>
               <w:rPr>
                 <w:sz w:val="18"/>
+                <w:lang w:eastAsia="ja-JP"/>
               </w:rPr>
               <w:br/>
             </w:r>
             <w:r>
               <w:rPr>
                 <w:sz w:val="18"/>
+                <w:lang w:eastAsia="ja-JP"/>
               </w:rPr>
               <w:t>【セッション概要】</w:t>
             </w:r>
             <w:r>
               <w:rPr>
                 <w:sz w:val="18"/>
+                <w:lang w:eastAsia="ja-JP"/>
               </w:rPr>
               <w:br/>
             </w:r>
             <w:r>
               <w:rPr>
                 <w:sz w:val="18"/>
+                <w:lang w:eastAsia="ja-JP"/>
               </w:rPr>
               <w:t>初回：心理的疲弊が顕著・副腎疲労の兆候あり。前回休職と類似した業務負荷への懸念を表明。</w:t>
             </w:r>
             <w:r>
               <w:rPr>
                 <w:sz w:val="18"/>
+                <w:lang w:eastAsia="ja-JP"/>
               </w:rPr>
               <w:t>4/24</w:t>
             </w:r>
             <w:r>
               <w:rPr>
                 <w:sz w:val="18"/>
-              </w:rPr>
-              <w:t>：「同様の状況が生じた際には早期に上長へ報告する」と本人が自律的に決意。セッションを通じて自身の思考パターンを認識し、改善訓練により睡眠の質・業務効率が向上して</w:t>
+                <w:lang w:eastAsia="ja-JP"/>
+              </w:rPr>
+              <w:t>：「同様の状況が生じた際には早期に上長へ報告する」と本人が自律的に決意。セッションを通じて自身の思考パ</w:t>
             </w:r>
             <w:r>
               <w:rPr>
                 <w:sz w:val="18"/>
+                <w:lang w:eastAsia="ja-JP"/>
               </w:rPr>
               <w:lastRenderedPageBreak/>
-              <w:t>いると本人が評価している。</w:t>
+              <w:t>ターンを認識し、改善訓練により睡眠の質・業務効率が向上していると本人が評価している。</w:t>
             </w:r>
           </w:p>
         </w:tc>
@@ -834,6 +987,7 @@
             <w:tcW w:w="1417" w:type="dxa"/>
           </w:tcPr>
           <w:p>
+            <w:proofErr w:type="spellStart"/>
             <w:r>
               <w:rPr>
                 <w:sz w:val="18"/>
@@ -841,18 +995,21 @@
               <w:lastRenderedPageBreak/>
               <w:t>佐藤</w:t>
             </w:r>
+            <w:proofErr w:type="spellEnd"/>
             <w:r>
               <w:rPr>
                 <w:sz w:val="18"/>
               </w:rPr>
               <w:t xml:space="preserve"> </w:t>
             </w:r>
+            <w:proofErr w:type="spellStart"/>
             <w:r>
               <w:rPr>
                 <w:sz w:val="18"/>
               </w:rPr>
               <w:t>洋介さん</w:t>
             </w:r>
+            <w:proofErr w:type="spellEnd"/>
           </w:p>
         </w:tc>
         <w:tc>
@@ -860,72 +1017,81 @@
             <w:tcW w:w="1417" w:type="dxa"/>
           </w:tcPr>
           <w:p>
+            <w:pPr>
+              <w:rPr>
+                <w:rFonts w:hint="eastAsia"/>
+                <w:lang w:eastAsia="ja-JP"/>
+              </w:rPr>
+            </w:pPr>
             <w:r>
               <w:rPr>
                 <w:sz w:val="18"/>
+                <w:lang w:eastAsia="ja-JP"/>
               </w:rPr>
               <w:t>4/10</w:t>
             </w:r>
             <w:r>
               <w:rPr>
                 <w:sz w:val="18"/>
+                <w:lang w:eastAsia="ja-JP"/>
               </w:rPr>
               <w:t>・</w:t>
             </w:r>
             <w:r>
               <w:rPr>
                 <w:sz w:val="18"/>
+                <w:lang w:eastAsia="ja-JP"/>
               </w:rPr>
               <w:t>4/17</w:t>
             </w:r>
             <w:r>
               <w:rPr>
                 <w:sz w:val="18"/>
+                <w:lang w:eastAsia="ja-JP"/>
               </w:rPr>
               <w:t>・</w:t>
             </w:r>
             <w:r>
               <w:rPr>
                 <w:sz w:val="18"/>
+                <w:lang w:eastAsia="ja-JP"/>
               </w:rPr>
               <w:t>6/19</w:t>
             </w:r>
             <w:r>
               <w:rPr>
                 <w:sz w:val="18"/>
+                <w:lang w:eastAsia="ja-JP"/>
               </w:rPr>
               <w:br/>
             </w:r>
             <w:r>
               <w:rPr>
                 <w:sz w:val="18"/>
+                <w:lang w:eastAsia="ja-JP"/>
               </w:rPr>
               <w:t>（計</w:t>
             </w:r>
             <w:r>
               <w:rPr>
                 <w:sz w:val="18"/>
+                <w:lang w:eastAsia="ja-JP"/>
               </w:rPr>
               <w:t>3</w:t>
             </w:r>
             <w:r>
               <w:rPr>
                 <w:sz w:val="18"/>
+                <w:lang w:eastAsia="ja-JP"/>
               </w:rPr>
               <w:t>回）</w:t>
             </w:r>
             <w:r>
               <w:rPr>
                 <w:sz w:val="18"/>
+                <w:lang w:eastAsia="ja-JP"/>
               </w:rPr>
               <w:br/>
-              <w:t>※6/30</w:t>
-            </w:r>
-            <w:r>
-              <w:rPr>
-                <w:sz w:val="18"/>
-              </w:rPr>
-              <w:t>次回予定</w:t>
             </w:r>
           </w:p>
         </w:tc>
@@ -934,33 +1100,43 @@
             <w:tcW w:w="2268" w:type="dxa"/>
           </w:tcPr>
           <w:p>
+            <w:pPr>
+              <w:rPr>
+                <w:lang w:eastAsia="ja-JP"/>
+              </w:rPr>
+            </w:pPr>
             <w:r>
               <w:rPr>
                 <w:sz w:val="18"/>
+                <w:lang w:eastAsia="ja-JP"/>
               </w:rPr>
               <w:t>モチベーション：高</w:t>
             </w:r>
             <w:r>
               <w:rPr>
                 <w:sz w:val="18"/>
+                <w:lang w:eastAsia="ja-JP"/>
               </w:rPr>
               <w:br/>
             </w:r>
             <w:r>
               <w:rPr>
                 <w:sz w:val="18"/>
+                <w:lang w:eastAsia="ja-JP"/>
               </w:rPr>
               <w:t>ストレス：中</w:t>
             </w:r>
             <w:r>
               <w:rPr>
                 <w:sz w:val="18"/>
+                <w:lang w:eastAsia="ja-JP"/>
               </w:rPr>
               <w:br/>
             </w:r>
             <w:r>
               <w:rPr>
                 <w:sz w:val="18"/>
+                <w:lang w:eastAsia="ja-JP"/>
               </w:rPr>
               <w:t>離職リスク：低</w:t>
             </w:r>
@@ -971,26 +1147,80 @@
             <w:tcW w:w="5102" w:type="dxa"/>
           </w:tcPr>
           <w:p>
-            <w:r>
+            <w:pPr>
+              <w:rPr>
+                <w:lang w:eastAsia="ja-JP"/>
+              </w:rPr>
+            </w:pPr>
+            <w:r>
+              <w:rPr>
+                <w:lang w:eastAsia="ja-JP"/>
+              </w:rPr>
               <w:t>【見立て】</w:t>
             </w:r>
           </w:p>
           <w:p>
-            <w:r>
+            <w:pPr>
+              <w:rPr>
+                <w:lang w:eastAsia="ja-JP"/>
+              </w:rPr>
+            </w:pPr>
+            <w:r>
+              <w:rPr>
+                <w:lang w:eastAsia="ja-JP"/>
+              </w:rPr>
               <w:t>心身コンディションともに安定を維持。「顧客視点を組織の判断軸とする」という経営指針を自ら言語化したことで、マネジメント視点が強化された状態にある。この指針を組織文化として定着させることで、チーム全体の意思決定品質の向上が期待できる。</w:t>
             </w:r>
           </w:p>
           <w:p>
-            <w:r/>
+            <w:pPr>
+              <w:rPr>
+                <w:lang w:eastAsia="ja-JP"/>
+              </w:rPr>
+            </w:pPr>
           </w:p>
           <w:p>
-            <w:r>
+            <w:pPr>
+              <w:rPr>
+                <w:lang w:eastAsia="ja-JP"/>
+              </w:rPr>
+            </w:pPr>
+            <w:r>
+              <w:rPr>
+                <w:lang w:eastAsia="ja-JP"/>
+              </w:rPr>
               <w:t>【セッション概要】</w:t>
             </w:r>
           </w:p>
           <w:p>
-            <w:r>
-              <w:t>4月：社内複数名から高い信頼を寄せられているという客観的な声をフィードバック。睡眠が改善傾向。6月：「報連相が届かない」という組織課題を言語化し、「顧客視点で考える」という判断軸を自ら決断。</w:t>
+            <w:pPr>
+              <w:rPr>
+                <w:lang w:eastAsia="ja-JP"/>
+              </w:rPr>
+            </w:pPr>
+            <w:r>
+              <w:rPr>
+                <w:lang w:eastAsia="ja-JP"/>
+              </w:rPr>
+              <w:t>4</w:t>
+            </w:r>
+            <w:r>
+              <w:rPr>
+                <w:lang w:eastAsia="ja-JP"/>
+              </w:rPr>
+              <w:t>月：社内複数名から高い信頼を寄せられているという客観的な声をフィードバック。睡眠が改善傾向。</w:t>
+            </w:r>
+            <w:r>
+              <w:rPr>
+                <w:lang w:eastAsia="ja-JP"/>
+              </w:rPr>
+              <w:t>6</w:t>
+            </w:r>
+            <w:r>
+              <w:rPr>
+                <w:lang w:eastAsia="ja-JP"/>
+              </w:rPr>
+              <w:t>月：「報連相が届かない」という組織課題を言語化し、「顧客視点で考える」という判断軸を自ら決断。</w:t>
             </w:r>
           </w:p>
         </w:tc>
@@ -1001,24 +1231,28 @@
             <w:tcW w:w="1417" w:type="dxa"/>
           </w:tcPr>
           <w:p>
+            <w:proofErr w:type="spellStart"/>
             <w:r>
               <w:rPr>
                 <w:sz w:val="18"/>
               </w:rPr>
               <w:t>大森</w:t>
             </w:r>
+            <w:proofErr w:type="spellEnd"/>
             <w:r>
               <w:rPr>
                 <w:sz w:val="18"/>
               </w:rPr>
               <w:t xml:space="preserve"> </w:t>
             </w:r>
+            <w:proofErr w:type="spellStart"/>
             <w:r>
               <w:rPr>
                 <w:sz w:val="18"/>
               </w:rPr>
               <w:t>美葉さん</w:t>
             </w:r>
+            <w:proofErr w:type="spellEnd"/>
           </w:p>
         </w:tc>
         <w:tc>
@@ -1078,7 +1312,7 @@
               <w:rPr>
                 <w:sz w:val="18"/>
               </w:rPr>
-              <w:t>予定）</w:t>
+              <w:t>）</w:t>
             </w:r>
           </w:p>
         </w:tc>
@@ -1087,33 +1321,43 @@
             <w:tcW w:w="2268" w:type="dxa"/>
           </w:tcPr>
           <w:p>
+            <w:pPr>
+              <w:rPr>
+                <w:lang w:eastAsia="ja-JP"/>
+              </w:rPr>
+            </w:pPr>
             <w:r>
               <w:rPr>
                 <w:sz w:val="18"/>
+                <w:lang w:eastAsia="ja-JP"/>
               </w:rPr>
               <w:t>モチベーション：やや低調</w:t>
             </w:r>
             <w:r>
               <w:rPr>
                 <w:sz w:val="18"/>
+                <w:lang w:eastAsia="ja-JP"/>
               </w:rPr>
               <w:br/>
             </w:r>
             <w:r>
               <w:rPr>
                 <w:sz w:val="18"/>
+                <w:lang w:eastAsia="ja-JP"/>
               </w:rPr>
               <w:t>ストレス：中</w:t>
             </w:r>
             <w:r>
               <w:rPr>
                 <w:sz w:val="18"/>
+                <w:lang w:eastAsia="ja-JP"/>
               </w:rPr>
               <w:br/>
             </w:r>
             <w:r>
               <w:rPr>
                 <w:sz w:val="18"/>
+                <w:lang w:eastAsia="ja-JP"/>
               </w:rPr>
               <w:t>離職リスク：低</w:t>
             </w:r>
@@ -1124,101 +1368,132 @@
             <w:tcW w:w="5102" w:type="dxa"/>
           </w:tcPr>
           <w:p>
+            <w:pPr>
+              <w:rPr>
+                <w:rFonts w:hint="eastAsia"/>
+                <w:lang w:eastAsia="ja-JP"/>
+              </w:rPr>
+            </w:pPr>
             <w:r>
               <w:rPr>
                 <w:sz w:val="18"/>
+                <w:lang w:eastAsia="ja-JP"/>
               </w:rPr>
               <w:t>【見立て】</w:t>
             </w:r>
             <w:r>
               <w:rPr>
                 <w:sz w:val="18"/>
+                <w:lang w:eastAsia="ja-JP"/>
               </w:rPr>
               <w:br/>
             </w:r>
             <w:r>
               <w:rPr>
                 <w:sz w:val="18"/>
-              </w:rPr>
-              <w:t>健康状態は安定しているが、エンゲージメントが低調な状態が続いている。現時点では能力・意欲の問題ではないと見ている。</w:t>
-            </w:r>
-            <w:r>
-              <w:rPr>
+                <w:lang w:eastAsia="ja-JP"/>
+              </w:rPr>
+              <w:t>健康状態は安定しているが、</w:t>
+            </w:r>
+            <w:r>
+              <w:rPr>
+                <w:rFonts w:hint="eastAsia"/>
                 <w:sz w:val="18"/>
+                <w:lang w:eastAsia="ja-JP"/>
+              </w:rPr>
+              <w:t>モチベーションの有無にかかわらず、淡々と仕事をしている状況</w:t>
+            </w:r>
+            <w:r>
+              <w:rPr>
+                <w:sz w:val="18"/>
+                <w:lang w:eastAsia="ja-JP"/>
+              </w:rPr>
+              <w:t>。現時点では能力・意欲の問題ではないと見ている。</w:t>
+            </w:r>
+            <w:r>
+              <w:rPr>
+                <w:sz w:val="18"/>
+                <w:lang w:eastAsia="ja-JP"/>
               </w:rPr>
               <w:br/>
             </w:r>
             <w:r>
               <w:rPr>
                 <w:sz w:val="18"/>
+                <w:lang w:eastAsia="ja-JP"/>
               </w:rPr>
               <w:br/>
             </w:r>
             <w:r>
               <w:rPr>
                 <w:sz w:val="18"/>
+                <w:lang w:eastAsia="ja-JP"/>
               </w:rPr>
               <w:t>【セッション概要】</w:t>
             </w:r>
             <w:r>
               <w:rPr>
                 <w:sz w:val="18"/>
+                <w:lang w:eastAsia="ja-JP"/>
               </w:rPr>
               <w:br/>
             </w:r>
             <w:r>
               <w:rPr>
                 <w:sz w:val="18"/>
+                <w:lang w:eastAsia="ja-JP"/>
               </w:rPr>
               <w:t>第</w:t>
             </w:r>
             <w:r>
               <w:rPr>
                 <w:sz w:val="18"/>
+                <w:lang w:eastAsia="ja-JP"/>
               </w:rPr>
               <w:t>1</w:t>
             </w:r>
             <w:r>
               <w:rPr>
                 <w:sz w:val="18"/>
+                <w:lang w:eastAsia="ja-JP"/>
               </w:rPr>
               <w:t>回：コンディション確認・服薬による栄養消耗リスクを情報提供。第</w:t>
             </w:r>
             <w:r>
               <w:rPr>
                 <w:sz w:val="18"/>
+                <w:lang w:eastAsia="ja-JP"/>
               </w:rPr>
               <w:t>2</w:t>
             </w:r>
             <w:r>
               <w:rPr>
                 <w:sz w:val="18"/>
+                <w:lang w:eastAsia="ja-JP"/>
               </w:rPr>
               <w:t>回：強み分析（組織貢献型・サポート適性）を共有。第</w:t>
             </w:r>
             <w:r>
               <w:rPr>
                 <w:sz w:val="18"/>
+                <w:lang w:eastAsia="ja-JP"/>
               </w:rPr>
               <w:t>3</w:t>
             </w:r>
             <w:r>
               <w:rPr>
                 <w:sz w:val="18"/>
-              </w:rPr>
-              <w:t>回（</w:t>
-            </w:r>
-            <w:r>
-              <w:rPr>
+                <w:lang w:eastAsia="ja-JP"/>
+              </w:rPr>
+              <w:t>回</w:t>
+            </w:r>
+            <w:r>
+              <w:rPr>
+                <w:rFonts w:hint="eastAsia"/>
                 <w:sz w:val="18"/>
-              </w:rPr>
-              <w:t>6/29</w:t>
-            </w:r>
-            <w:r>
-              <w:rPr>
-                <w:sz w:val="18"/>
-              </w:rPr>
-              <w:t>予定）：行動変容の確認予定。</w:t>
+                <w:lang w:eastAsia="ja-JP"/>
+              </w:rPr>
+              <w:t>坦々と仕事をし、マニュアルがない部分は自身で作成・社員の会話についていけない部分は自己学習を続けるが、現状にまんぞくしているため、何かを変えるつもりがないとのこと。現状を推奨した。</w:t>
             </w:r>
           </w:p>
         </w:tc>
@@ -1229,24 +1504,28 @@
             <w:tcW w:w="1417" w:type="dxa"/>
           </w:tcPr>
           <w:p>
+            <w:proofErr w:type="spellStart"/>
             <w:r>
               <w:rPr>
                 <w:sz w:val="18"/>
               </w:rPr>
               <w:t>三井</w:t>
             </w:r>
+            <w:proofErr w:type="spellEnd"/>
             <w:r>
               <w:rPr>
                 <w:sz w:val="18"/>
               </w:rPr>
               <w:t xml:space="preserve"> </w:t>
             </w:r>
+            <w:proofErr w:type="spellStart"/>
             <w:r>
               <w:rPr>
                 <w:sz w:val="18"/>
               </w:rPr>
               <w:t>康平さん</w:t>
             </w:r>
+            <w:proofErr w:type="spellEnd"/>
           </w:p>
         </w:tc>
         <w:tc>
@@ -1279,21 +1558,29 @@
             <w:tcW w:w="2268" w:type="dxa"/>
           </w:tcPr>
           <w:p>
+            <w:pPr>
+              <w:rPr>
+                <w:lang w:eastAsia="ja-JP"/>
+              </w:rPr>
+            </w:pPr>
             <w:r>
               <w:rPr>
                 <w:sz w:val="18"/>
+                <w:lang w:eastAsia="ja-JP"/>
               </w:rPr>
               <w:t>モチベーション：高</w:t>
             </w:r>
             <w:r>
               <w:rPr>
                 <w:sz w:val="18"/>
+                <w:lang w:eastAsia="ja-JP"/>
               </w:rPr>
               <w:br/>
             </w:r>
             <w:r>
               <w:rPr>
                 <w:sz w:val="18"/>
+                <w:lang w:eastAsia="ja-JP"/>
               </w:rPr>
               <w:t>身体的健康リスク：要注意</w:t>
             </w:r>
@@ -1304,143 +1591,286 @@
             <w:tcW w:w="5102" w:type="dxa"/>
           </w:tcPr>
           <w:p>
-            <w:r>
+            <w:pPr>
+              <w:rPr>
+                <w:lang w:eastAsia="ja-JP"/>
+              </w:rPr>
+            </w:pPr>
+            <w:r>
+              <w:rPr>
+                <w:lang w:eastAsia="ja-JP"/>
+              </w:rPr>
               <w:t>【見立て】</w:t>
             </w:r>
           </w:p>
           <w:p>
-            <w:r>
+            <w:pPr>
+              <w:rPr>
+                <w:lang w:eastAsia="ja-JP"/>
+              </w:rPr>
+            </w:pPr>
+            <w:r>
+              <w:rPr>
+                <w:lang w:eastAsia="ja-JP"/>
+              </w:rPr>
               <w:t>職務意欲・目的意識は良好であり、経営者としての強みとなっている。一方で身体的指標に複数の要注意項目が確認されており、健康診断の結果と合わせて医療機関受診のご検討をお勧めしたい状態にある。</w:t>
             </w:r>
           </w:p>
           <w:p>
-            <w:r/>
+            <w:pPr>
+              <w:rPr>
+                <w:lang w:eastAsia="ja-JP"/>
+              </w:rPr>
+            </w:pPr>
           </w:p>
           <w:p>
-            <w:r>
+            <w:pPr>
+              <w:rPr>
+                <w:lang w:eastAsia="ja-JP"/>
+              </w:rPr>
+            </w:pPr>
+            <w:r>
+              <w:rPr>
+                <w:lang w:eastAsia="ja-JP"/>
+              </w:rPr>
               <w:t>【セッション概要】</w:t>
             </w:r>
           </w:p>
           <w:p>
-            <w:r>
+            <w:pPr>
+              <w:rPr>
+                <w:lang w:eastAsia="ja-JP"/>
+              </w:rPr>
+            </w:pPr>
+            <w:r>
+              <w:rPr>
+                <w:lang w:eastAsia="ja-JP"/>
+              </w:rPr>
               <w:t>問診票・プロファイリングの書面分析を実施。消化器系・ホルモンバランス・代謝機能等において要注意ライン超えを確認。対面面談は未実施のため、引き続き状況を確認しながらサポートいたします。</w:t>
             </w:r>
           </w:p>
         </w:tc>
       </w:tr>
     </w:tbl>
-    <w:p/>
     <w:p>
+      <w:pPr>
+        <w:rPr>
+          <w:lang w:eastAsia="ja-JP"/>
+        </w:rPr>
+      </w:pPr>
+    </w:p>
+    <w:p>
+      <w:pPr>
+        <w:rPr>
+          <w:lang w:eastAsia="ja-JP"/>
+        </w:rPr>
+      </w:pPr>
       <w:r>
         <w:rPr>
           <w:b/>
           <w:sz w:val="20"/>
+          <w:lang w:eastAsia="ja-JP"/>
         </w:rPr>
         <w:t>【全体傾向と提言】</w:t>
       </w:r>
     </w:p>
     <w:p>
+      <w:pPr>
+        <w:rPr>
+          <w:lang w:eastAsia="ja-JP"/>
+        </w:rPr>
+      </w:pPr>
       <w:r>
         <w:rPr>
           <w:sz w:val="20"/>
+          <w:lang w:eastAsia="ja-JP"/>
         </w:rPr>
         <w:t xml:space="preserve">　</w:t>
       </w:r>
       <w:r>
         <w:rPr>
           <w:sz w:val="20"/>
+          <w:lang w:eastAsia="ja-JP"/>
         </w:rPr>
         <w:t>4</w:t>
       </w:r>
       <w:r>
         <w:rPr>
           <w:sz w:val="20"/>
+          <w:lang w:eastAsia="ja-JP"/>
         </w:rPr>
         <w:t>ヶ月のモニター期間を通じて、</w:t>
       </w:r>
       <w:r>
         <w:rPr>
           <w:sz w:val="20"/>
+          <w:lang w:eastAsia="ja-JP"/>
         </w:rPr>
         <w:t>5</w:t>
       </w:r>
       <w:r>
         <w:rPr>
           <w:sz w:val="20"/>
+          <w:lang w:eastAsia="ja-JP"/>
         </w:rPr>
         <w:t>名全員とコンディションの把握ができました。現時点で早急な対応が必要な状態のメンバーはおりませんが、樋田さんの思考整理の継続・浅野さんの定着意欲については引き続き注視が必要と判断しています。</w:t>
       </w:r>
       <w:r>
         <w:rPr>
           <w:sz w:val="20"/>
+          <w:lang w:eastAsia="ja-JP"/>
         </w:rPr>
         <w:br/>
       </w:r>
       <w:r>
         <w:rPr>
           <w:sz w:val="20"/>
+          <w:lang w:eastAsia="ja-JP"/>
         </w:rPr>
         <w:br/>
       </w:r>
       <w:r>
         <w:rPr>
           <w:sz w:val="20"/>
+          <w:lang w:eastAsia="ja-JP"/>
         </w:rPr>
-        <w:t xml:space="preserve">　各セッションを通じて感じたこととして、評価基準やほうれんそうに関するマニュアルの見直し時期にきているかもしれないという印象を受けました。ご参考まで申し添えます。</w:t>
+        <w:lastRenderedPageBreak/>
+        <w:t xml:space="preserve">　各セッションを通じて感じたこととして、評価基準や</w:t>
+      </w:r>
+      <w:r>
+        <w:rPr>
+          <w:rFonts w:hint="eastAsia"/>
+          <w:sz w:val="20"/>
+          <w:lang w:eastAsia="ja-JP"/>
+        </w:rPr>
+        <w:t>報連相</w:t>
       </w:r>
       <w:r>
         <w:rPr>
           <w:sz w:val="20"/>
+          <w:lang w:eastAsia="ja-JP"/>
+        </w:rPr>
+        <w:t>に関するマニュアルの見直し時期にきているかもしれないという印象を受けました。ご参考まで申し添えます。</w:t>
+      </w:r>
+      <w:r>
+        <w:rPr>
+          <w:sz w:val="20"/>
+          <w:lang w:eastAsia="ja-JP"/>
         </w:rPr>
         <w:br/>
       </w:r>
       <w:r>
         <w:rPr>
           <w:sz w:val="20"/>
+          <w:lang w:eastAsia="ja-JP"/>
         </w:rPr>
         <w:br/>
       </w:r>
       <w:r>
         <w:rPr>
           <w:sz w:val="20"/>
+          <w:lang w:eastAsia="ja-JP"/>
         </w:rPr>
         <w:t xml:space="preserve">　次期は今期の観察をベースに、変化の継続確認と新たな課題の早期把握に注力してまいります。</w:t>
       </w:r>
     </w:p>
-    <w:p/>
     <w:p>
-      <w:r>
-        <w:t xml:space="preserve">【次期継続に向けたご提案】</w:t>
-      </w:r>
+      <w:pPr>
+        <w:rPr>
+          <w:lang w:eastAsia="ja-JP"/>
+        </w:rPr>
+      </w:pPr>
     </w:p>
-    <w:p/>
     <w:p>
+      <w:pPr>
+        <w:rPr>
+          <w:lang w:eastAsia="ja-JP"/>
+        </w:rPr>
+      </w:pPr>
       <w:r>
         <w:rPr>
           <w:b/>
           <w:sz w:val="24"/>
+          <w:lang w:eastAsia="ja-JP"/>
         </w:rPr>
-        <w:t>＜参考：樋田さんの問診票スコア変化（2026年3月→6月）＞</w:t>
+        <w:t>＜参考：樋田さんの問診票スコア変化（</w:t>
+      </w:r>
+      <w:r>
+        <w:rPr>
+          <w:b/>
+          <w:sz w:val="24"/>
+          <w:lang w:eastAsia="ja-JP"/>
+        </w:rPr>
+        <w:t>2026</w:t>
+      </w:r>
+      <w:r>
+        <w:rPr>
+          <w:b/>
+          <w:sz w:val="24"/>
+          <w:lang w:eastAsia="ja-JP"/>
+        </w:rPr>
+        <w:t>年</w:t>
+      </w:r>
+      <w:r>
+        <w:rPr>
+          <w:b/>
+          <w:sz w:val="24"/>
+          <w:lang w:eastAsia="ja-JP"/>
+        </w:rPr>
+        <w:t>3</w:t>
+      </w:r>
+      <w:r>
+        <w:rPr>
+          <w:b/>
+          <w:sz w:val="24"/>
+          <w:lang w:eastAsia="ja-JP"/>
+        </w:rPr>
+        <w:t>月</w:t>
+      </w:r>
+      <w:r>
+        <w:rPr>
+          <w:b/>
+          <w:sz w:val="24"/>
+          <w:lang w:eastAsia="ja-JP"/>
+        </w:rPr>
+        <w:t>→6</w:t>
+      </w:r>
+      <w:r>
+        <w:rPr>
+          <w:b/>
+          <w:sz w:val="24"/>
+          <w:lang w:eastAsia="ja-JP"/>
+        </w:rPr>
+        <w:t>月）＞</w:t>
       </w:r>
     </w:p>
     <w:p>
+      <w:pPr>
+        <w:rPr>
+          <w:lang w:eastAsia="ja-JP"/>
+        </w:rPr>
+      </w:pPr>
       <w:r>
+        <w:rPr>
+          <w:noProof/>
+        </w:rPr>
         <w:drawing>
-          <wp:inline xmlns:a="http://schemas.openxmlformats.org/drawingml/2006/main" xmlns:pic="http://schemas.openxmlformats.org/drawingml/2006/picture">
+          <wp:inline distT="0" distB="0" distL="0" distR="0" wp14:anchorId="3CB0A832" wp14:editId="60314913">
             <wp:extent cx="4114800" cy="2465333"/>
+            <wp:effectExtent l="0" t="0" r="0" b="0"/>
             <wp:docPr id="1" name="Picture 1"/>
             <wp:cNvGraphicFramePr>
-              <a:graphicFrameLocks noChangeAspect="1"/>
+              <a:graphicFrameLocks xmlns:a="http://schemas.openxmlformats.org/drawingml/2006/main" noChangeAspect="1"/>
             </wp:cNvGraphicFramePr>
-            <a:graphic>
+            <a:graphic xmlns:a="http://schemas.openxmlformats.org/drawingml/2006/main">
               <a:graphicData uri="http://schemas.openxmlformats.org/drawingml/2006/picture">
-                <pic:pic>
+                <pic:pic xmlns:pic="http://schemas.openxmlformats.org/drawingml/2006/picture">
                   <pic:nvPicPr>
                     <pic:cNvPr id="0" name="スクリーンショット (3926).png"/>
                     <pic:cNvPicPr/>
                   </pic:nvPicPr>
                   <pic:blipFill>
-                    <a:blip r:embed="rId11"/>
+                    <a:blip r:embed="rId8"/>
                     <a:stretch>
                       <a:fillRect/>
                     </a:stretch>
@@ -1450,7 +1880,9 @@
                       <a:off x="0" y="0"/>
                       <a:ext cx="4114800" cy="2465333"/>
                     </a:xfrm>
-                    <a:prstGeom prst="rect"/>
+                    <a:prstGeom prst="rect">
+                      <a:avLst/>
+                    </a:prstGeom>
                   </pic:spPr>
                 </pic:pic>
               </a:graphicData>
@@ -1458,15 +1890,140 @@
           </wp:inline>
         </w:drawing>
       </w:r>
-    </w:p>
-    <w:p/>
-    <w:p>
       <w:r>
-        <w:t xml:space="preserve">　現在、50人以上の企業に義務化されているストレスチェックは、2025年5月の労働安全衛生法改正により2028年4月から中小企業にも拡大されます。次期からストレスチェックを導入し、高リスクと判定された方への継続的なフォロー窓口として保健室を位置づけることで、高リスクから中リスクへの改善を組織的に実現できます。あわせて、2025年4月に施行された改正育児・介護休業法により企業への設置が義務化された介護相談窓口としても一体的に担うことで、法令対応と従業員支援を同時に実現できる制度として確立できると考えます。</w:t>
+        <w:rPr>
+          <w:lang w:eastAsia="ja-JP"/>
+        </w:rPr>
+        <w:br/>
+      </w:r>
+      <w:r>
+        <w:rPr>
+          <w:lang w:eastAsia="ja-JP"/>
+        </w:rPr>
+        <w:br/>
       </w:r>
     </w:p>
     <w:p>
+      <w:pPr>
+        <w:rPr>
+          <w:rFonts w:hint="eastAsia"/>
+          <w:lang w:eastAsia="ja-JP"/>
+        </w:rPr>
+      </w:pPr>
       <w:r>
+        <w:rPr>
+          <w:lang w:eastAsia="ja-JP"/>
+        </w:rPr>
+        <w:t>【次期継続に向けたご提案】</w:t>
+      </w:r>
+    </w:p>
+    <w:p>
+      <w:pPr>
+        <w:rPr>
+          <w:lang w:eastAsia="ja-JP"/>
+        </w:rPr>
+      </w:pPr>
+      <w:r>
+        <w:rPr>
+          <w:lang w:eastAsia="ja-JP"/>
+        </w:rPr>
+        <w:t xml:space="preserve">　現在、</w:t>
+      </w:r>
+      <w:r>
+        <w:rPr>
+          <w:lang w:eastAsia="ja-JP"/>
+        </w:rPr>
+        <w:t>50</w:t>
+      </w:r>
+      <w:r>
+        <w:rPr>
+          <w:lang w:eastAsia="ja-JP"/>
+        </w:rPr>
+        <w:t>人以上の企業に義務化されているストレスチェックは、</w:t>
+      </w:r>
+      <w:r>
+        <w:rPr>
+          <w:lang w:eastAsia="ja-JP"/>
+        </w:rPr>
+        <w:t>2025</w:t>
+      </w:r>
+      <w:r>
+        <w:rPr>
+          <w:lang w:eastAsia="ja-JP"/>
+        </w:rPr>
+        <w:t>年</w:t>
+      </w:r>
+      <w:r>
+        <w:rPr>
+          <w:lang w:eastAsia="ja-JP"/>
+        </w:rPr>
+        <w:t>5</w:t>
+      </w:r>
+      <w:r>
+        <w:rPr>
+          <w:lang w:eastAsia="ja-JP"/>
+        </w:rPr>
+        <w:t>月の労働安全衛生法改正により</w:t>
+      </w:r>
+      <w:r>
+        <w:rPr>
+          <w:lang w:eastAsia="ja-JP"/>
+        </w:rPr>
+        <w:t>2028</w:t>
+      </w:r>
+      <w:r>
+        <w:rPr>
+          <w:lang w:eastAsia="ja-JP"/>
+        </w:rPr>
+        <w:t>年</w:t>
+      </w:r>
+      <w:r>
+        <w:rPr>
+          <w:lang w:eastAsia="ja-JP"/>
+        </w:rPr>
+        <w:t>4</w:t>
+      </w:r>
+      <w:r>
+        <w:rPr>
+          <w:lang w:eastAsia="ja-JP"/>
+        </w:rPr>
+        <w:t>月から中小企業にも拡大されます。次期からストレスチェックを導入し、高リスクと判定された方への継続的なフォロー窓口として保健室を位置づけることで、高リスクから中リスクへの改善を組織的に実現できます。あわせて、</w:t>
+      </w:r>
+      <w:r>
+        <w:rPr>
+          <w:lang w:eastAsia="ja-JP"/>
+        </w:rPr>
+        <w:t>2025</w:t>
+      </w:r>
+      <w:r>
+        <w:rPr>
+          <w:lang w:eastAsia="ja-JP"/>
+        </w:rPr>
+        <w:t>年</w:t>
+      </w:r>
+      <w:r>
+        <w:rPr>
+          <w:lang w:eastAsia="ja-JP"/>
+        </w:rPr>
+        <w:t>4</w:t>
+      </w:r>
+      <w:r>
+        <w:rPr>
+          <w:lang w:eastAsia="ja-JP"/>
+        </w:rPr>
+        <w:t>月に施行された改正育児・介護休業法により企業への設置が義務化された介護相談窓口としても一体的に担うことで、法令対応と従業員支援を同時に実現できる制度として確立できると考えます。</w:t>
+      </w:r>
+    </w:p>
+    <w:p>
+      <w:pPr>
+        <w:rPr>
+          <w:lang w:eastAsia="ja-JP"/>
+        </w:rPr>
+      </w:pPr>
+      <w:r>
+        <w:rPr>
+          <w:lang w:eastAsia="ja-JP"/>
+        </w:rPr>
         <w:t xml:space="preserve">　次期のご継続にあたり、これらの観点も含めてご検討いただけますと幸いです。</w:t>
       </w:r>
     </w:p>
@@ -1474,16 +2031,17 @@
       <w:pPr>
         <w:jc w:val="right"/>
       </w:pPr>
+      <w:proofErr w:type="spellStart"/>
       <w:r>
         <w:rPr>
           <w:sz w:val="20"/>
         </w:rPr>
-        <w:lastRenderedPageBreak/>
         <w:t>以上</w:t>
       </w:r>
+      <w:proofErr w:type="spellEnd"/>
     </w:p>
     <w:sectPr>
-      <w:footerReference w:type="default" r:id="rId8"/>
+      <w:footerReference w:type="default" r:id="rId9"/>
       <w:pgSz w:w="12240" w:h="15840"/>
       <w:pgMar w:top="1134" w:right="1417" w:bottom="1134" w:left="1417" w:header="720" w:footer="720" w:gutter="0"/>
       <w:cols w:space="720"/>
@@ -2156,7 +2714,7 @@
   <w:style w:type="paragraph" w:default="1" w:styleId="a1">
     <w:name w:val="Normal"/>
     <w:qFormat/>
-    <w:rsid w:val="00FC693F"/>
+    <w:rsid w:val="009F0630"/>
   </w:style>
   <w:style w:type="paragraph" w:styleId="1">
     <w:name w:val="heading 1"/>

--- a/20_Projects/企業のオンライン保健室/株式会社サステナ/02_報告会記録/サステナ様_2026年3-6月_総括報告書.docx
+++ b/20_Projects/企業のオンライン保健室/株式会社サステナ/02_報告会記録/サステナ様_2026年3-6月_総括報告書.docx
@@ -550,38 +550,33 @@
             </w:pPr>
             <w:r>
               <w:rPr>
-                <w:sz w:val="18"/>
-                <w:lang w:eastAsia="ja-JP"/>
+                <w:sz w:val="20"/>
               </w:rPr>
-              <w:t>モチベーション：高</w:t>
+              <w:t>モチベーション：高→中</w:t>
             </w:r>
+          </w:p>
+          <w:p>
             <w:r>
               <w:rPr>
-                <w:sz w:val="18"/>
-                <w:lang w:eastAsia="ja-JP"/>
+                <w:sz w:val="20"/>
               </w:rPr>
-              <w:br/>
+              <w:t>自己肯定感：高</w:t>
             </w:r>
+          </w:p>
+          <w:p>
             <w:r>
               <w:rPr>
-                <w:sz w:val="18"/>
-                <w:lang w:eastAsia="ja-JP"/>
+                <w:sz w:val="20"/>
               </w:rPr>
-              <w:t>ストレス：低</w:t>
+              <w:t>ホルモンバランス：注意</w:t>
             </w:r>
+          </w:p>
+          <w:p>
             <w:r>
               <w:rPr>
-                <w:sz w:val="18"/>
-                <w:lang w:eastAsia="ja-JP"/>
+                <w:sz w:val="20"/>
               </w:rPr>
-              <w:br/>
-            </w:r>
-            <w:r>
-              <w:rPr>
-                <w:sz w:val="18"/>
-                <w:lang w:eastAsia="ja-JP"/>
-              </w:rPr>
-              <w:t>離職リスク：中</w:t>
+              <w:t>離職の可能性：低→中（心理要因）</w:t>
             </w:r>
           </w:p>
         </w:tc>
@@ -597,74 +592,33 @@
             </w:pPr>
             <w:r>
               <w:rPr>
-                <w:sz w:val="18"/>
-                <w:lang w:eastAsia="ja-JP"/>
+                <w:sz w:val="20"/>
               </w:rPr>
               <w:t>【見立て】</w:t>
             </w:r>
+          </w:p>
+          <w:p>
             <w:r>
               <w:rPr>
-                <w:sz w:val="18"/>
-                <w:lang w:eastAsia="ja-JP"/>
+                <w:sz w:val="20"/>
               </w:rPr>
-              <w:br/>
+              <w:t>能力・意欲ともに高い人材ですが、成長機会への関心が高まっています。キャリアビジョンを明確に示すことが離職予防の最重要課題です。</w:t>
             </w:r>
+          </w:p>
+          <w:p>
             <w:r>
               <w:rPr>
-                <w:sz w:val="18"/>
-                <w:lang w:eastAsia="ja-JP"/>
-              </w:rPr>
-              <w:t>職務遂行能力・自己効力感ともに高水準を維持。一方で「現職において自身のスキル・キャリアがどのように発展するか」への関心が高まっている段階にある。この問いに対し会社から明確なビジョンが示されない場合、より成長機会の豊富な環境への転職を検討するリスクが生じうる段階といえる。</w:t>
-            </w:r>
-            <w:r>
-              <w:rPr>
-                <w:sz w:val="18"/>
-                <w:lang w:eastAsia="ja-JP"/>
-              </w:rPr>
-              <w:br/>
-            </w:r>
-            <w:r>
-              <w:rPr>
-                <w:sz w:val="18"/>
-                <w:lang w:eastAsia="ja-JP"/>
-              </w:rPr>
-              <w:br/>
-            </w:r>
-            <w:r>
-              <w:rPr>
-                <w:sz w:val="18"/>
-                <w:lang w:eastAsia="ja-JP"/>
+                <w:sz w:val="20"/>
               </w:rPr>
               <w:t>【セッション概要】</w:t>
             </w:r>
+          </w:p>
+          <w:p>
             <w:r>
               <w:rPr>
-                <w:sz w:val="18"/>
-                <w:lang w:eastAsia="ja-JP"/>
+                <w:sz w:val="20"/>
               </w:rPr>
-              <w:br/>
-              <w:t>3</w:t>
-            </w:r>
-            <w:r>
-              <w:rPr>
-                <w:sz w:val="18"/>
-                <w:lang w:eastAsia="ja-JP"/>
-              </w:rPr>
-              <w:t>月：パフォーマンス向上に向けたコンディショニング計画を策定。体系的な健康習慣の設計を得意とする特性を活用。</w:t>
-            </w:r>
-            <w:r>
-              <w:rPr>
-                <w:sz w:val="18"/>
-                <w:lang w:eastAsia="ja-JP"/>
-              </w:rPr>
-              <w:t>5</w:t>
-            </w:r>
-            <w:r>
-              <w:rPr>
-                <w:sz w:val="18"/>
-                <w:lang w:eastAsia="ja-JP"/>
-              </w:rPr>
-              <w:t>月：「自身の思考が周囲より先行している」という認識が言動に表れており、現職の成長上限を意識しているとも取れる発言が確認された。</w:t>
+              <w:t>3月：パフォーマンス向上に向けたコンディショニング計画を策定。体系的な健康習慣の設計を得意とする特性を活用。5月：「自身の思考が周囲より先行している」という認識が言動に表れており、現職の成長上限を意識しているとも取れる発言が確認された。</w:t>
             </w:r>
           </w:p>
         </w:tc>
@@ -784,38 +738,33 @@
             </w:pPr>
             <w:r>
               <w:rPr>
-                <w:sz w:val="18"/>
-                <w:lang w:eastAsia="ja-JP"/>
+                <w:sz w:val="20"/>
               </w:rPr>
-              <w:t>パフォーマンス：回復傾向</w:t>
+              <w:t>モチベーション：低→中</w:t>
             </w:r>
+          </w:p>
+          <w:p>
             <w:r>
               <w:rPr>
-                <w:sz w:val="18"/>
-                <w:lang w:eastAsia="ja-JP"/>
+                <w:sz w:val="20"/>
               </w:rPr>
-              <w:br/>
+              <w:t>自己肯定感：低→中</w:t>
             </w:r>
+          </w:p>
+          <w:p>
             <w:r>
               <w:rPr>
-                <w:sz w:val="18"/>
-                <w:lang w:eastAsia="ja-JP"/>
+                <w:sz w:val="20"/>
               </w:rPr>
-              <w:t>ストレス：中</w:t>
+              <w:t>ホルモンバランス：要注意→注意</w:t>
             </w:r>
+          </w:p>
+          <w:p>
             <w:r>
               <w:rPr>
-                <w:sz w:val="18"/>
-                <w:lang w:eastAsia="ja-JP"/>
+                <w:sz w:val="20"/>
               </w:rPr>
-              <w:br/>
-            </w:r>
-            <w:r>
-              <w:rPr>
-                <w:sz w:val="18"/>
-                <w:lang w:eastAsia="ja-JP"/>
-              </w:rPr>
-              <w:t>休職リスク：中</w:t>
+              <w:t>離職の可能性：高→中（身体要因）</w:t>
             </w:r>
           </w:p>
         </w:tc>
@@ -831,152 +780,33 @@
             </w:pPr>
             <w:r>
               <w:rPr>
-                <w:sz w:val="18"/>
-                <w:lang w:eastAsia="ja-JP"/>
+                <w:sz w:val="20"/>
               </w:rPr>
               <w:t>【見立て】</w:t>
             </w:r>
+          </w:p>
+          <w:p>
             <w:r>
               <w:rPr>
-                <w:sz w:val="18"/>
-                <w:lang w:eastAsia="ja-JP"/>
+                <w:sz w:val="20"/>
               </w:rPr>
-              <w:br/>
+              <w:t>4ヶ月で着実に回復しています。「完了事項の確認」という簡単な声かけがパフォーマンス安定と再発予防につながります。</w:t>
             </w:r>
+          </w:p>
+          <w:p>
             <w:r>
               <w:rPr>
-                <w:sz w:val="18"/>
-                <w:lang w:eastAsia="ja-JP"/>
-              </w:rPr>
-              <w:t>初回面談時の疲弊状態から</w:t>
-            </w:r>
-            <w:r>
-              <w:rPr>
-                <w:sz w:val="18"/>
-                <w:lang w:eastAsia="ja-JP"/>
-              </w:rPr>
-              <w:t>4</w:t>
-            </w:r>
-            <w:r>
-              <w:rPr>
-                <w:sz w:val="18"/>
-                <w:lang w:eastAsia="ja-JP"/>
-              </w:rPr>
-              <w:t>ヶ月で</w:t>
-            </w:r>
-            <w:r>
-              <w:rPr>
-                <w:rFonts w:hint="eastAsia"/>
-                <w:sz w:val="18"/>
-                <w:lang w:eastAsia="ja-JP"/>
-              </w:rPr>
-              <w:t>参考別記載の問診票スコア変化のように</w:t>
-            </w:r>
-            <w:r>
-              <w:rPr>
-                <w:sz w:val="18"/>
-                <w:lang w:eastAsia="ja-JP"/>
-              </w:rPr>
-              <w:t>回復傾向にある。「完了事項を言語化して確認する機会」がパフォーマンス安定につながりやすい特性を持つ。業務報告等で思考が混乱する場面があれば、</w:t>
-            </w:r>
-            <w:r>
-              <w:rPr>
-                <w:sz w:val="18"/>
-                <w:lang w:eastAsia="ja-JP"/>
-              </w:rPr>
-              <w:t>①</w:t>
-            </w:r>
-            <w:r>
-              <w:rPr>
-                <w:sz w:val="18"/>
-                <w:lang w:eastAsia="ja-JP"/>
-              </w:rPr>
-              <w:t xml:space="preserve">完了事項　</w:t>
-            </w:r>
-            <w:r>
-              <w:rPr>
-                <w:sz w:val="18"/>
-                <w:lang w:eastAsia="ja-JP"/>
-              </w:rPr>
-              <w:t>②</w:t>
-            </w:r>
-            <w:r>
-              <w:rPr>
-                <w:sz w:val="18"/>
-                <w:lang w:eastAsia="ja-JP"/>
-              </w:rPr>
-              <w:t xml:space="preserve">残課題　</w:t>
-            </w:r>
-            <w:r>
-              <w:rPr>
-                <w:sz w:val="18"/>
-                <w:lang w:eastAsia="ja-JP"/>
-              </w:rPr>
-              <w:t>③</w:t>
-            </w:r>
-            <w:r>
-              <w:rPr>
-                <w:sz w:val="18"/>
-                <w:lang w:eastAsia="ja-JP"/>
-              </w:rPr>
-              <w:t>対応策　の順で確認すると整理しやすく、心身の回復にもつながりやすい。</w:t>
-            </w:r>
-            <w:r>
-              <w:rPr>
-                <w:sz w:val="18"/>
-                <w:lang w:eastAsia="ja-JP"/>
-              </w:rPr>
-              <w:br/>
-            </w:r>
-            <w:r>
-              <w:rPr>
-                <w:sz w:val="18"/>
-                <w:lang w:eastAsia="ja-JP"/>
-              </w:rPr>
-              <w:br/>
-            </w:r>
-            <w:r>
-              <w:rPr>
-                <w:sz w:val="18"/>
-                <w:lang w:eastAsia="ja-JP"/>
+                <w:sz w:val="20"/>
               </w:rPr>
               <w:t>【セッション概要】</w:t>
             </w:r>
+          </w:p>
+          <w:p>
             <w:r>
               <w:rPr>
-                <w:sz w:val="18"/>
-                <w:lang w:eastAsia="ja-JP"/>
+                <w:sz w:val="20"/>
               </w:rPr>
-              <w:br/>
-            </w:r>
-            <w:r>
-              <w:rPr>
-                <w:sz w:val="18"/>
-                <w:lang w:eastAsia="ja-JP"/>
-              </w:rPr>
-              <w:t>初回：心理的疲弊が顕著・副腎疲労の兆候あり。前回休職と類似した業務負荷への懸念を表明。</w:t>
-            </w:r>
-            <w:r>
-              <w:rPr>
-                <w:sz w:val="18"/>
-                <w:lang w:eastAsia="ja-JP"/>
-              </w:rPr>
-              <w:t>4/24</w:t>
-            </w:r>
-            <w:r>
-              <w:rPr>
-                <w:sz w:val="18"/>
-                <w:lang w:eastAsia="ja-JP"/>
-              </w:rPr>
-              <w:t>：「同様の状況が生じた際には早期に上長へ報告する」と本人が自律的に決意。セッションを通じて自身の思考パ</w:t>
-            </w:r>
-            <w:r>
-              <w:rPr>
-                <w:sz w:val="18"/>
-                <w:lang w:eastAsia="ja-JP"/>
-              </w:rPr>
-              <w:lastRenderedPageBreak/>
-              <w:t>ターンを認識し、改善訓練により睡眠の質・業務効率が向上していると本人が評価している。</w:t>
+              <w:t>初回：心理的疲弊が顕著・副腎疲労の兆候あり。前回休職と類似した業務負荷への懸念を表明。4/24：「同様の状況が生じた際には早期に上長へ報告する」と本人が自律的に決意。セッションを通じて自身の思考パターンを認識し、改善訓練により睡眠の質・業務効率が向上していると本人が評価している。</w:t>
             </w:r>
           </w:p>
         </w:tc>
@@ -1107,38 +937,33 @@
             </w:pPr>
             <w:r>
               <w:rPr>
-                <w:sz w:val="18"/>
-                <w:lang w:eastAsia="ja-JP"/>
+                <w:sz w:val="20"/>
               </w:rPr>
-              <w:t>モチベーション：高</w:t>
+              <w:t>モチベーション：高→高</w:t>
             </w:r>
+          </w:p>
+          <w:p>
             <w:r>
               <w:rPr>
-                <w:sz w:val="18"/>
-                <w:lang w:eastAsia="ja-JP"/>
+                <w:sz w:val="20"/>
               </w:rPr>
-              <w:br/>
+              <w:t>自己肯定感：高</w:t>
             </w:r>
+          </w:p>
+          <w:p>
             <w:r>
               <w:rPr>
-                <w:sz w:val="18"/>
-                <w:lang w:eastAsia="ja-JP"/>
+                <w:sz w:val="20"/>
               </w:rPr>
-              <w:t>ストレス：中</w:t>
+              <w:t>ホルモンバランス：注意</w:t>
             </w:r>
+          </w:p>
+          <w:p>
             <w:r>
               <w:rPr>
-                <w:sz w:val="18"/>
-                <w:lang w:eastAsia="ja-JP"/>
+                <w:sz w:val="20"/>
               </w:rPr>
-              <w:br/>
-            </w:r>
-            <w:r>
-              <w:rPr>
-                <w:sz w:val="18"/>
-                <w:lang w:eastAsia="ja-JP"/>
-              </w:rPr>
-              <w:t>離職リスク：低</w:t>
+              <w:t>離職の可能性：低→低</w:t>
             </w:r>
           </w:p>
         </w:tc>
@@ -1154,73 +979,33 @@
             </w:pPr>
             <w:r>
               <w:rPr>
-                <w:lang w:eastAsia="ja-JP"/>
+                <w:sz w:val="20"/>
               </w:rPr>
               <w:t>【見立て】</w:t>
             </w:r>
           </w:p>
           <w:p>
-            <w:pPr>
-              <w:rPr>
-                <w:lang w:eastAsia="ja-JP"/>
-              </w:rPr>
-            </w:pPr>
             <w:r>
               <w:rPr>
-                <w:lang w:eastAsia="ja-JP"/>
+                <w:sz w:val="20"/>
               </w:rPr>
-              <w:t>心身コンディションともに安定を維持。「顧客視点を組織の判断軸とする」という経営指針を自ら言語化したことで、マネジメント視点が強化された状態にある。この指針を組織文化として定着させることで、チーム全体の意思決定品質の向上が期待できる。</w:t>
+              <w:t>安定した戦力として信頼度が高い。「顧客視点」という判断軸を組織に定着させる役割を担ってもらうことでチーム全体の底上げが期待できます。</w:t>
             </w:r>
           </w:p>
           <w:p>
-            <w:pPr>
-              <w:rPr>
-                <w:lang w:eastAsia="ja-JP"/>
-              </w:rPr>
-            </w:pPr>
-          </w:p>
-          <w:p>
-            <w:pPr>
-              <w:rPr>
-                <w:lang w:eastAsia="ja-JP"/>
-              </w:rPr>
-            </w:pPr>
             <w:r>
               <w:rPr>
-                <w:lang w:eastAsia="ja-JP"/>
+                <w:sz w:val="20"/>
               </w:rPr>
               <w:t>【セッション概要】</w:t>
             </w:r>
           </w:p>
           <w:p>
-            <w:pPr>
-              <w:rPr>
-                <w:lang w:eastAsia="ja-JP"/>
-              </w:rPr>
-            </w:pPr>
             <w:r>
               <w:rPr>
-                <w:lang w:eastAsia="ja-JP"/>
+                <w:sz w:val="20"/>
               </w:rPr>
-              <w:t>4</w:t>
-            </w:r>
-            <w:r>
-              <w:rPr>
-                <w:lang w:eastAsia="ja-JP"/>
-              </w:rPr>
-              <w:t>月：社内複数名から高い信頼を寄せられているという客観的な声をフィードバック。睡眠が改善傾向。</w:t>
-            </w:r>
-            <w:r>
-              <w:rPr>
-                <w:lang w:eastAsia="ja-JP"/>
-              </w:rPr>
-              <w:t>6</w:t>
-            </w:r>
-            <w:r>
-              <w:rPr>
-                <w:lang w:eastAsia="ja-JP"/>
-              </w:rPr>
-              <w:t>月：「報連相が届かない」という組織課題を言語化し、「顧客視点で考える」という判断軸を自ら決断。</w:t>
+              <w:t>4月：社内複数名から高い信頼を寄せられているという客観的な声をフィードバック。睡眠が改善傾向。6月：「報連相が届かない」という組織課題を言語化し、「顧客視点で考える」という判断軸を自ら決断。</w:t>
             </w:r>
           </w:p>
         </w:tc>
@@ -1328,38 +1113,33 @@
             </w:pPr>
             <w:r>
               <w:rPr>
-                <w:sz w:val="18"/>
-                <w:lang w:eastAsia="ja-JP"/>
+                <w:sz w:val="20"/>
               </w:rPr>
-              <w:t>モチベーション：やや低調</w:t>
+              <w:t>モチベーション：低→中</w:t>
             </w:r>
+          </w:p>
+          <w:p>
             <w:r>
               <w:rPr>
-                <w:sz w:val="18"/>
-                <w:lang w:eastAsia="ja-JP"/>
+                <w:sz w:val="20"/>
               </w:rPr>
-              <w:br/>
+              <w:t>自己肯定感：中</w:t>
             </w:r>
+          </w:p>
+          <w:p>
             <w:r>
               <w:rPr>
-                <w:sz w:val="18"/>
-                <w:lang w:eastAsia="ja-JP"/>
+                <w:sz w:val="20"/>
               </w:rPr>
-              <w:t>ストレス：中</w:t>
+              <w:t>ホルモンバランス：注意</w:t>
             </w:r>
+          </w:p>
+          <w:p>
             <w:r>
               <w:rPr>
-                <w:sz w:val="18"/>
-                <w:lang w:eastAsia="ja-JP"/>
+                <w:sz w:val="20"/>
               </w:rPr>
-              <w:br/>
-            </w:r>
-            <w:r>
-              <w:rPr>
-                <w:sz w:val="18"/>
-                <w:lang w:eastAsia="ja-JP"/>
-              </w:rPr>
-              <w:t>離職リスク：低</w:t>
+              <w:t>離職の可能性：低→低</w:t>
             </w:r>
           </w:p>
         </w:tc>
@@ -1376,124 +1156,33 @@
             </w:pPr>
             <w:r>
               <w:rPr>
-                <w:sz w:val="18"/>
-                <w:lang w:eastAsia="ja-JP"/>
+                <w:sz w:val="20"/>
               </w:rPr>
               <w:t>【見立て】</w:t>
             </w:r>
+          </w:p>
+          <w:p>
             <w:r>
               <w:rPr>
-                <w:sz w:val="18"/>
-                <w:lang w:eastAsia="ja-JP"/>
+                <w:sz w:val="20"/>
               </w:rPr>
-              <w:br/>
+              <w:t>淡々と仕事をこなすサポート型の人材。プレッシャーをかけず、現状のポジションでの貢献を認める声かけが安定継続のカギです。</w:t>
             </w:r>
+          </w:p>
+          <w:p>
             <w:r>
               <w:rPr>
-                <w:sz w:val="18"/>
-                <w:lang w:eastAsia="ja-JP"/>
-              </w:rPr>
-              <w:t>健康状態は安定しているが、</w:t>
-            </w:r>
-            <w:r>
-              <w:rPr>
-                <w:rFonts w:hint="eastAsia"/>
-                <w:sz w:val="18"/>
-                <w:lang w:eastAsia="ja-JP"/>
-              </w:rPr>
-              <w:t>モチベーションの有無にかかわらず、淡々と仕事をしている状況</w:t>
-            </w:r>
-            <w:r>
-              <w:rPr>
-                <w:sz w:val="18"/>
-                <w:lang w:eastAsia="ja-JP"/>
-              </w:rPr>
-              <w:t>。現時点では能力・意欲の問題ではないと見ている。</w:t>
-            </w:r>
-            <w:r>
-              <w:rPr>
-                <w:sz w:val="18"/>
-                <w:lang w:eastAsia="ja-JP"/>
-              </w:rPr>
-              <w:br/>
-            </w:r>
-            <w:r>
-              <w:rPr>
-                <w:sz w:val="18"/>
-                <w:lang w:eastAsia="ja-JP"/>
-              </w:rPr>
-              <w:br/>
-            </w:r>
-            <w:r>
-              <w:rPr>
-                <w:sz w:val="18"/>
-                <w:lang w:eastAsia="ja-JP"/>
+                <w:sz w:val="20"/>
               </w:rPr>
               <w:t>【セッション概要】</w:t>
             </w:r>
+          </w:p>
+          <w:p>
             <w:r>
               <w:rPr>
-                <w:sz w:val="18"/>
-                <w:lang w:eastAsia="ja-JP"/>
+                <w:sz w:val="20"/>
               </w:rPr>
-              <w:br/>
-            </w:r>
-            <w:r>
-              <w:rPr>
-                <w:sz w:val="18"/>
-                <w:lang w:eastAsia="ja-JP"/>
-              </w:rPr>
-              <w:t>第</w:t>
-            </w:r>
-            <w:r>
-              <w:rPr>
-                <w:sz w:val="18"/>
-                <w:lang w:eastAsia="ja-JP"/>
-              </w:rPr>
-              <w:t>1</w:t>
-            </w:r>
-            <w:r>
-              <w:rPr>
-                <w:sz w:val="18"/>
-                <w:lang w:eastAsia="ja-JP"/>
-              </w:rPr>
-              <w:t>回：コンディション確認・服薬による栄養消耗リスクを情報提供。第</w:t>
-            </w:r>
-            <w:r>
-              <w:rPr>
-                <w:sz w:val="18"/>
-                <w:lang w:eastAsia="ja-JP"/>
-              </w:rPr>
-              <w:t>2</w:t>
-            </w:r>
-            <w:r>
-              <w:rPr>
-                <w:sz w:val="18"/>
-                <w:lang w:eastAsia="ja-JP"/>
-              </w:rPr>
-              <w:t>回：強み分析（組織貢献型・サポート適性）を共有。第</w:t>
-            </w:r>
-            <w:r>
-              <w:rPr>
-                <w:sz w:val="18"/>
-                <w:lang w:eastAsia="ja-JP"/>
-              </w:rPr>
-              <w:t>3</w:t>
-            </w:r>
-            <w:r>
-              <w:rPr>
-                <w:sz w:val="18"/>
-                <w:lang w:eastAsia="ja-JP"/>
-              </w:rPr>
-              <w:t>回</w:t>
-            </w:r>
-            <w:r>
-              <w:rPr>
-                <w:rFonts w:hint="eastAsia"/>
-                <w:sz w:val="18"/>
-                <w:lang w:eastAsia="ja-JP"/>
-              </w:rPr>
-              <w:t>坦々と仕事をし、マニュアルがない部分は自身で作成・社員の会話についていけない部分は自己学習を続けるが、現状にまんぞくしているため、何かを変えるつもりがないとのこと。現状を推奨した。</w:t>
+              <w:t>第1回：コンディション確認・服薬による栄養消耗リスクを情報提供。第2回：強み分析（組織貢献型・サポート適性）を共有。第3回坦々と仕事をし、マニュアルがない部分は自身で作成・社員の会話についていけない部分は自己学習を続けるが、現状にまんぞくしているため、何かを変えるつもりがないとのこと。現状を推奨した。</w:t>
             </w:r>
           </w:p>
         </w:tc>
@@ -1565,24 +1254,33 @@
             </w:pPr>
             <w:r>
               <w:rPr>
-                <w:sz w:val="18"/>
-                <w:lang w:eastAsia="ja-JP"/>
+                <w:sz w:val="20"/>
               </w:rPr>
               <w:t>モチベーション：高</w:t>
             </w:r>
+          </w:p>
+          <w:p>
             <w:r>
               <w:rPr>
-                <w:sz w:val="18"/>
-                <w:lang w:eastAsia="ja-JP"/>
+                <w:sz w:val="20"/>
               </w:rPr>
-              <w:br/>
+              <w:t>自己肯定感：中</w:t>
             </w:r>
+          </w:p>
+          <w:p>
             <w:r>
               <w:rPr>
-                <w:sz w:val="18"/>
-                <w:lang w:eastAsia="ja-JP"/>
+                <w:sz w:val="20"/>
               </w:rPr>
-              <w:t>身体的健康リスク：要注意</w:t>
+              <w:t>ホルモンバランス：注意</w:t>
+            </w:r>
+          </w:p>
+          <w:p>
+            <w:r>
+              <w:rPr>
+                <w:sz w:val="20"/>
+              </w:rPr>
+              <w:t>離職の可能性：低</w:t>
             </w:r>
           </w:p>
         </w:tc>
@@ -1598,53 +1296,31 @@
             </w:pPr>
             <w:r>
               <w:rPr>
-                <w:lang w:eastAsia="ja-JP"/>
+                <w:sz w:val="20"/>
               </w:rPr>
               <w:t>【見立て】</w:t>
             </w:r>
           </w:p>
           <w:p>
-            <w:pPr>
-              <w:rPr>
-                <w:lang w:eastAsia="ja-JP"/>
-              </w:rPr>
-            </w:pPr>
             <w:r>
               <w:rPr>
-                <w:lang w:eastAsia="ja-JP"/>
+                <w:sz w:val="20"/>
               </w:rPr>
-              <w:t>職務意欲・目的意識は良好であり、経営者としての強みとなっている。一方で身体的指標に複数の要注意項目が確認されており、健康診断の結果と合わせて医療機関受診のご検討をお勧めしたい状態にある。</w:t>
+              <w:t>意欲・目的意識は良好。身体的な健康リスクが確認されており、医療機関への受診を促すことが中長期的なパフォーマンス維持に直結します。</w:t>
             </w:r>
           </w:p>
           <w:p>
-            <w:pPr>
-              <w:rPr>
-                <w:lang w:eastAsia="ja-JP"/>
-              </w:rPr>
-            </w:pPr>
-          </w:p>
-          <w:p>
-            <w:pPr>
-              <w:rPr>
-                <w:lang w:eastAsia="ja-JP"/>
-              </w:rPr>
-            </w:pPr>
             <w:r>
               <w:rPr>
-                <w:lang w:eastAsia="ja-JP"/>
+                <w:sz w:val="20"/>
               </w:rPr>
               <w:t>【セッション概要】</w:t>
             </w:r>
           </w:p>
           <w:p>
-            <w:pPr>
-              <w:rPr>
-                <w:lang w:eastAsia="ja-JP"/>
-              </w:rPr>
-            </w:pPr>
             <w:r>
               <w:rPr>
-                <w:lang w:eastAsia="ja-JP"/>
+                <w:sz w:val="20"/>
               </w:rPr>
               <w:t>問診票・プロファイリングの書面分析を実施。消化器系・ホルモンバランス・代謝機能等において要注意ライン超えを確認。対面面談は未実施のため、引き続き状況を確認しながらサポートいたします。</w:t>
             </w:r>

--- a/20_Projects/企業のオンライン保健室/株式会社サステナ/02_報告会記録/サステナ様_2026年3-6月_総括報告書.docx
+++ b/20_Projects/企業のオンライン保健室/株式会社サステナ/02_報告会記録/サステナ様_2026年3-6月_総括報告書.docx
@@ -372,9 +372,9 @@
         <w:tblLook w:val="04A0" w:firstRow="1" w:lastRow="0" w:firstColumn="1" w:lastColumn="0" w:noHBand="0" w:noVBand="1"/>
       </w:tblPr>
       <w:tblGrid>
-        <w:gridCol w:w="1308"/>
-        <w:gridCol w:w="1368"/>
-        <w:gridCol w:w="2085"/>
+        <w:gridCol w:w="1307"/>
+        <w:gridCol w:w="1367"/>
+        <w:gridCol w:w="2087"/>
         <w:gridCol w:w="4635"/>
       </w:tblGrid>
       <w:tr>
@@ -551,32 +551,79 @@
             <w:r>
               <w:rPr>
                 <w:sz w:val="20"/>
-              </w:rPr>
-              <w:t>モチベーション：高→中</w:t>
+                <w:lang w:eastAsia="ja-JP"/>
+              </w:rPr>
+              <w:t>モチベーション：高</w:t>
+            </w:r>
+            <w:r>
+              <w:rPr>
+                <w:sz w:val="20"/>
+                <w:lang w:eastAsia="ja-JP"/>
+              </w:rPr>
+              <w:t>→</w:t>
+            </w:r>
+            <w:r>
+              <w:rPr>
+                <w:sz w:val="20"/>
+                <w:lang w:eastAsia="ja-JP"/>
+              </w:rPr>
+              <w:t>中</w:t>
             </w:r>
           </w:p>
           <w:p>
+            <w:pPr>
+              <w:rPr>
+                <w:lang w:eastAsia="ja-JP"/>
+              </w:rPr>
+            </w:pPr>
             <w:r>
               <w:rPr>
                 <w:sz w:val="20"/>
+                <w:lang w:eastAsia="ja-JP"/>
               </w:rPr>
               <w:t>自己肯定感：高</w:t>
             </w:r>
           </w:p>
           <w:p>
+            <w:pPr>
+              <w:rPr>
+                <w:lang w:eastAsia="ja-JP"/>
+              </w:rPr>
+            </w:pPr>
             <w:r>
               <w:rPr>
                 <w:sz w:val="20"/>
+                <w:lang w:eastAsia="ja-JP"/>
               </w:rPr>
               <w:t>ホルモンバランス：注意</w:t>
             </w:r>
           </w:p>
           <w:p>
+            <w:pPr>
+              <w:rPr>
+                <w:lang w:eastAsia="ja-JP"/>
+              </w:rPr>
+            </w:pPr>
             <w:r>
               <w:rPr>
                 <w:sz w:val="20"/>
-              </w:rPr>
-              <w:t>離職の可能性：低→中（心理要因）</w:t>
+                <w:lang w:eastAsia="ja-JP"/>
+              </w:rPr>
+              <w:t>離職の可能性：低</w:t>
+            </w:r>
+            <w:r>
+              <w:rPr>
+                <w:sz w:val="20"/>
+                <w:lang w:eastAsia="ja-JP"/>
+              </w:rPr>
+              <w:t>→</w:t>
+            </w:r>
+            <w:r>
+              <w:rPr>
+                <w:sz w:val="20"/>
+                <w:lang w:eastAsia="ja-JP"/>
+              </w:rPr>
+              <w:t>中（心理要因）</w:t>
             </w:r>
           </w:p>
         </w:tc>
@@ -593,32 +640,80 @@
             <w:r>
               <w:rPr>
                 <w:sz w:val="20"/>
+                <w:lang w:eastAsia="ja-JP"/>
               </w:rPr>
               <w:t>【見立て】</w:t>
             </w:r>
           </w:p>
           <w:p>
+            <w:pPr>
+              <w:rPr>
+                <w:rFonts w:hint="eastAsia"/>
+                <w:lang w:eastAsia="ja-JP"/>
+              </w:rPr>
+            </w:pPr>
             <w:r>
               <w:rPr>
                 <w:sz w:val="20"/>
+                <w:lang w:eastAsia="ja-JP"/>
               </w:rPr>
               <w:t>能力・意欲ともに高い人材ですが、成長機会への関心が高まっています。キャリアビジョンを明確に示すことが離職予防の最重要課題です。</w:t>
+            </w:r>
+            <w:r>
+              <w:rPr>
+                <w:sz w:val="20"/>
+                <w:lang w:eastAsia="ja-JP"/>
+              </w:rPr>
+              <w:br/>
             </w:r>
           </w:p>
           <w:p>
+            <w:pPr>
+              <w:rPr>
+                <w:lang w:eastAsia="ja-JP"/>
+              </w:rPr>
+            </w:pPr>
             <w:r>
               <w:rPr>
                 <w:sz w:val="20"/>
+                <w:lang w:eastAsia="ja-JP"/>
               </w:rPr>
               <w:t>【セッション概要】</w:t>
             </w:r>
           </w:p>
           <w:p>
+            <w:pPr>
+              <w:rPr>
+                <w:lang w:eastAsia="ja-JP"/>
+              </w:rPr>
+            </w:pPr>
             <w:r>
               <w:rPr>
                 <w:sz w:val="20"/>
-              </w:rPr>
-              <w:t>3月：パフォーマンス向上に向けたコンディショニング計画を策定。体系的な健康習慣の設計を得意とする特性を活用。5月：「自身の思考が周囲より先行している」という認識が言動に表れており、現職の成長上限を意識しているとも取れる発言が確認された。</w:t>
+                <w:lang w:eastAsia="ja-JP"/>
+              </w:rPr>
+              <w:t>3</w:t>
+            </w:r>
+            <w:r>
+              <w:rPr>
+                <w:sz w:val="20"/>
+                <w:lang w:eastAsia="ja-JP"/>
+              </w:rPr>
+              <w:t>月：パフォーマンス向上に向けたコンディショニング計画を策定。体系的な健康習慣の設計を得意とする特性を活用。</w:t>
+            </w:r>
+            <w:r>
+              <w:rPr>
+                <w:sz w:val="20"/>
+                <w:lang w:eastAsia="ja-JP"/>
+              </w:rPr>
+              <w:t>5</w:t>
+            </w:r>
+            <w:r>
+              <w:rPr>
+                <w:sz w:val="20"/>
+                <w:lang w:eastAsia="ja-JP"/>
+              </w:rPr>
+              <w:t>月：「自身の思考が周囲より先行している」という認識が言動に表れており、現職の成長上限を意識しているとも取れる発言が確認された。</w:t>
             </w:r>
           </w:p>
         </w:tc>
@@ -739,32 +834,107 @@
             <w:r>
               <w:rPr>
                 <w:sz w:val="20"/>
-              </w:rPr>
-              <w:t>モチベーション：低→中</w:t>
+                <w:lang w:eastAsia="ja-JP"/>
+              </w:rPr>
+              <w:t>モチベーション：低</w:t>
+            </w:r>
+            <w:r>
+              <w:rPr>
+                <w:sz w:val="20"/>
+                <w:lang w:eastAsia="ja-JP"/>
+              </w:rPr>
+              <w:t>→</w:t>
+            </w:r>
+            <w:r>
+              <w:rPr>
+                <w:sz w:val="20"/>
+                <w:lang w:eastAsia="ja-JP"/>
+              </w:rPr>
+              <w:t>中</w:t>
             </w:r>
           </w:p>
           <w:p>
+            <w:pPr>
+              <w:rPr>
+                <w:lang w:eastAsia="ja-JP"/>
+              </w:rPr>
+            </w:pPr>
             <w:r>
               <w:rPr>
                 <w:sz w:val="20"/>
-              </w:rPr>
-              <w:t>自己肯定感：低→中</w:t>
+                <w:lang w:eastAsia="ja-JP"/>
+              </w:rPr>
+              <w:t>自己肯定感：低</w:t>
+            </w:r>
+            <w:r>
+              <w:rPr>
+                <w:sz w:val="20"/>
+                <w:lang w:eastAsia="ja-JP"/>
+              </w:rPr>
+              <w:t>→</w:t>
+            </w:r>
+            <w:r>
+              <w:rPr>
+                <w:sz w:val="20"/>
+                <w:lang w:eastAsia="ja-JP"/>
+              </w:rPr>
+              <w:t>中</w:t>
             </w:r>
           </w:p>
           <w:p>
+            <w:pPr>
+              <w:rPr>
+                <w:lang w:eastAsia="ja-JP"/>
+              </w:rPr>
+            </w:pPr>
             <w:r>
               <w:rPr>
                 <w:sz w:val="20"/>
-              </w:rPr>
-              <w:t>ホルモンバランス：要注意→注意</w:t>
+                <w:lang w:eastAsia="ja-JP"/>
+              </w:rPr>
+              <w:t>ホルモンバランス：要注意</w:t>
+            </w:r>
+            <w:r>
+              <w:rPr>
+                <w:sz w:val="20"/>
+                <w:lang w:eastAsia="ja-JP"/>
+              </w:rPr>
+              <w:t>→</w:t>
+            </w:r>
+            <w:r>
+              <w:rPr>
+                <w:sz w:val="20"/>
+                <w:lang w:eastAsia="ja-JP"/>
+              </w:rPr>
+              <w:t>注意</w:t>
             </w:r>
           </w:p>
           <w:p>
+            <w:pPr>
+              <w:rPr>
+                <w:lang w:eastAsia="ja-JP"/>
+              </w:rPr>
+            </w:pPr>
             <w:r>
               <w:rPr>
                 <w:sz w:val="20"/>
-              </w:rPr>
-              <w:t>離職の可能性：高→中（身体要因）</w:t>
+                <w:lang w:eastAsia="ja-JP"/>
+              </w:rPr>
+              <w:t>離職の可能性：高</w:t>
+            </w:r>
+            <w:r>
+              <w:rPr>
+                <w:sz w:val="20"/>
+                <w:lang w:eastAsia="ja-JP"/>
+              </w:rPr>
+              <w:t>→</w:t>
+            </w:r>
+            <w:r>
+              <w:rPr>
+                <w:sz w:val="20"/>
+                <w:lang w:eastAsia="ja-JP"/>
+              </w:rPr>
+              <w:t>中（身体要因）</w:t>
             </w:r>
           </w:p>
         </w:tc>
@@ -781,32 +951,80 @@
             <w:r>
               <w:rPr>
                 <w:sz w:val="20"/>
+                <w:lang w:eastAsia="ja-JP"/>
               </w:rPr>
               <w:t>【見立て】</w:t>
             </w:r>
           </w:p>
           <w:p>
+            <w:pPr>
+              <w:rPr>
+                <w:rFonts w:hint="eastAsia"/>
+                <w:lang w:eastAsia="ja-JP"/>
+              </w:rPr>
+            </w:pPr>
             <w:r>
               <w:rPr>
                 <w:sz w:val="20"/>
-              </w:rPr>
-              <w:t>4ヶ月で着実に回復しています。「完了事項の確認」という簡単な声かけがパフォーマンス安定と再発予防につながります。</w:t>
+                <w:lang w:eastAsia="ja-JP"/>
+              </w:rPr>
+              <w:t>4</w:t>
+            </w:r>
+            <w:r>
+              <w:rPr>
+                <w:sz w:val="20"/>
+                <w:lang w:eastAsia="ja-JP"/>
+              </w:rPr>
+              <w:t>ヶ月で着実に回復しています。「完了事項の確認」という簡単な声かけがパフォーマンス安定と再発予防につながります。</w:t>
+            </w:r>
+            <w:r>
+              <w:rPr>
+                <w:sz w:val="20"/>
+                <w:lang w:eastAsia="ja-JP"/>
+              </w:rPr>
+              <w:br/>
             </w:r>
           </w:p>
           <w:p>
+            <w:pPr>
+              <w:rPr>
+                <w:lang w:eastAsia="ja-JP"/>
+              </w:rPr>
+            </w:pPr>
             <w:r>
               <w:rPr>
                 <w:sz w:val="20"/>
+                <w:lang w:eastAsia="ja-JP"/>
               </w:rPr>
               <w:t>【セッション概要】</w:t>
             </w:r>
           </w:p>
           <w:p>
+            <w:pPr>
+              <w:rPr>
+                <w:lang w:eastAsia="ja-JP"/>
+              </w:rPr>
+            </w:pPr>
             <w:r>
               <w:rPr>
                 <w:sz w:val="20"/>
-              </w:rPr>
-              <w:t>初回：心理的疲弊が顕著・副腎疲労の兆候あり。前回休職と類似した業務負荷への懸念を表明。4/24：「同様の状況が生じた際には早期に上長へ報告する」と本人が自律的に決意。セッションを通じて自身の思考パターンを認識し、改善訓練により睡眠の質・業務効率が向上していると本人が評価している。</w:t>
+                <w:lang w:eastAsia="ja-JP"/>
+              </w:rPr>
+              <w:t>初回：心理的疲弊が顕著・副腎疲労の兆候あり。前回休職と類似した業務負荷への懸念を表明。</w:t>
+            </w:r>
+            <w:r>
+              <w:rPr>
+                <w:sz w:val="20"/>
+                <w:lang w:eastAsia="ja-JP"/>
+              </w:rPr>
+              <w:t>4/24</w:t>
+            </w:r>
+            <w:r>
+              <w:rPr>
+                <w:sz w:val="20"/>
+                <w:lang w:eastAsia="ja-JP"/>
+              </w:rPr>
+              <w:t>：「同様の状況が生じた際には早期に上長へ報告する」と本人が自律的に決意。セッションを通じて自身の思考パターンを認識し、改善訓練により睡眠の質・業務効率が向上していると本人が評価している。</w:t>
             </w:r>
           </w:p>
         </w:tc>
@@ -849,7 +1067,6 @@
           <w:p>
             <w:pPr>
               <w:rPr>
-                <w:rFonts w:hint="eastAsia"/>
                 <w:lang w:eastAsia="ja-JP"/>
               </w:rPr>
             </w:pPr>
@@ -938,32 +1155,79 @@
             <w:r>
               <w:rPr>
                 <w:sz w:val="20"/>
-              </w:rPr>
-              <w:t>モチベーション：高→高</w:t>
+                <w:lang w:eastAsia="ja-JP"/>
+              </w:rPr>
+              <w:t>モチベーション：高</w:t>
+            </w:r>
+            <w:r>
+              <w:rPr>
+                <w:sz w:val="20"/>
+                <w:lang w:eastAsia="ja-JP"/>
+              </w:rPr>
+              <w:t>→</w:t>
+            </w:r>
+            <w:r>
+              <w:rPr>
+                <w:sz w:val="20"/>
+                <w:lang w:eastAsia="ja-JP"/>
+              </w:rPr>
+              <w:t>高</w:t>
             </w:r>
           </w:p>
           <w:p>
+            <w:pPr>
+              <w:rPr>
+                <w:lang w:eastAsia="ja-JP"/>
+              </w:rPr>
+            </w:pPr>
             <w:r>
               <w:rPr>
                 <w:sz w:val="20"/>
+                <w:lang w:eastAsia="ja-JP"/>
               </w:rPr>
               <w:t>自己肯定感：高</w:t>
             </w:r>
           </w:p>
           <w:p>
+            <w:pPr>
+              <w:rPr>
+                <w:lang w:eastAsia="ja-JP"/>
+              </w:rPr>
+            </w:pPr>
             <w:r>
               <w:rPr>
                 <w:sz w:val="20"/>
+                <w:lang w:eastAsia="ja-JP"/>
               </w:rPr>
               <w:t>ホルモンバランス：注意</w:t>
             </w:r>
           </w:p>
           <w:p>
+            <w:pPr>
+              <w:rPr>
+                <w:lang w:eastAsia="ja-JP"/>
+              </w:rPr>
+            </w:pPr>
             <w:r>
               <w:rPr>
                 <w:sz w:val="20"/>
-              </w:rPr>
-              <w:t>離職の可能性：低→低</w:t>
+                <w:lang w:eastAsia="ja-JP"/>
+              </w:rPr>
+              <w:t>離職の可能性：低</w:t>
+            </w:r>
+            <w:r>
+              <w:rPr>
+                <w:sz w:val="20"/>
+                <w:lang w:eastAsia="ja-JP"/>
+              </w:rPr>
+              <w:t>→</w:t>
+            </w:r>
+            <w:r>
+              <w:rPr>
+                <w:sz w:val="20"/>
+                <w:lang w:eastAsia="ja-JP"/>
+              </w:rPr>
+              <w:t>低</w:t>
             </w:r>
           </w:p>
         </w:tc>
@@ -980,32 +1244,80 @@
             <w:r>
               <w:rPr>
                 <w:sz w:val="20"/>
+                <w:lang w:eastAsia="ja-JP"/>
               </w:rPr>
               <w:t>【見立て】</w:t>
             </w:r>
           </w:p>
           <w:p>
+            <w:pPr>
+              <w:rPr>
+                <w:rFonts w:hint="eastAsia"/>
+                <w:lang w:eastAsia="ja-JP"/>
+              </w:rPr>
+            </w:pPr>
             <w:r>
               <w:rPr>
                 <w:sz w:val="20"/>
+                <w:lang w:eastAsia="ja-JP"/>
               </w:rPr>
               <w:t>安定した戦力として信頼度が高い。「顧客視点」という判断軸を組織に定着させる役割を担ってもらうことでチーム全体の底上げが期待できます。</w:t>
+            </w:r>
+            <w:r>
+              <w:rPr>
+                <w:sz w:val="20"/>
+                <w:lang w:eastAsia="ja-JP"/>
+              </w:rPr>
+              <w:br/>
             </w:r>
           </w:p>
           <w:p>
+            <w:pPr>
+              <w:rPr>
+                <w:lang w:eastAsia="ja-JP"/>
+              </w:rPr>
+            </w:pPr>
             <w:r>
               <w:rPr>
                 <w:sz w:val="20"/>
+                <w:lang w:eastAsia="ja-JP"/>
               </w:rPr>
               <w:t>【セッション概要】</w:t>
             </w:r>
           </w:p>
           <w:p>
+            <w:pPr>
+              <w:rPr>
+                <w:lang w:eastAsia="ja-JP"/>
+              </w:rPr>
+            </w:pPr>
             <w:r>
               <w:rPr>
                 <w:sz w:val="20"/>
-              </w:rPr>
-              <w:t>4月：社内複数名から高い信頼を寄せられているという客観的な声をフィードバック。睡眠が改善傾向。6月：「報連相が届かない」という組織課題を言語化し、「顧客視点で考える」という判断軸を自ら決断。</w:t>
+                <w:lang w:eastAsia="ja-JP"/>
+              </w:rPr>
+              <w:t>4</w:t>
+            </w:r>
+            <w:r>
+              <w:rPr>
+                <w:sz w:val="20"/>
+                <w:lang w:eastAsia="ja-JP"/>
+              </w:rPr>
+              <w:t>月：社内複数名から高い信頼を寄せられているという客観的な声をフィードバック。睡眠が改善傾向。</w:t>
+            </w:r>
+            <w:r>
+              <w:rPr>
+                <w:sz w:val="20"/>
+                <w:lang w:eastAsia="ja-JP"/>
+              </w:rPr>
+              <w:t>6</w:t>
+            </w:r>
+            <w:r>
+              <w:rPr>
+                <w:sz w:val="20"/>
+                <w:lang w:eastAsia="ja-JP"/>
+              </w:rPr>
+              <w:t>月：「報連相が届かない」という組織課題を言語化し、「顧客視点で考える」という判断軸を自ら決断。</w:t>
             </w:r>
           </w:p>
         </w:tc>
@@ -1114,32 +1426,79 @@
             <w:r>
               <w:rPr>
                 <w:sz w:val="20"/>
-              </w:rPr>
-              <w:t>モチベーション：低→中</w:t>
+                <w:lang w:eastAsia="ja-JP"/>
+              </w:rPr>
+              <w:t>モチベーション：低</w:t>
+            </w:r>
+            <w:r>
+              <w:rPr>
+                <w:sz w:val="20"/>
+                <w:lang w:eastAsia="ja-JP"/>
+              </w:rPr>
+              <w:t>→</w:t>
+            </w:r>
+            <w:r>
+              <w:rPr>
+                <w:sz w:val="20"/>
+                <w:lang w:eastAsia="ja-JP"/>
+              </w:rPr>
+              <w:t>中</w:t>
             </w:r>
           </w:p>
           <w:p>
+            <w:pPr>
+              <w:rPr>
+                <w:lang w:eastAsia="ja-JP"/>
+              </w:rPr>
+            </w:pPr>
             <w:r>
               <w:rPr>
                 <w:sz w:val="20"/>
+                <w:lang w:eastAsia="ja-JP"/>
               </w:rPr>
               <w:t>自己肯定感：中</w:t>
             </w:r>
           </w:p>
           <w:p>
+            <w:pPr>
+              <w:rPr>
+                <w:lang w:eastAsia="ja-JP"/>
+              </w:rPr>
+            </w:pPr>
             <w:r>
               <w:rPr>
                 <w:sz w:val="20"/>
+                <w:lang w:eastAsia="ja-JP"/>
               </w:rPr>
               <w:t>ホルモンバランス：注意</w:t>
             </w:r>
           </w:p>
           <w:p>
+            <w:pPr>
+              <w:rPr>
+                <w:lang w:eastAsia="ja-JP"/>
+              </w:rPr>
+            </w:pPr>
             <w:r>
               <w:rPr>
                 <w:sz w:val="20"/>
-              </w:rPr>
-              <w:t>離職の可能性：低→低</w:t>
+                <w:lang w:eastAsia="ja-JP"/>
+              </w:rPr>
+              <w:t>離職の可能性：低</w:t>
+            </w:r>
+            <w:r>
+              <w:rPr>
+                <w:sz w:val="20"/>
+                <w:lang w:eastAsia="ja-JP"/>
+              </w:rPr>
+              <w:t>→</w:t>
+            </w:r>
+            <w:r>
+              <w:rPr>
+                <w:sz w:val="20"/>
+                <w:lang w:eastAsia="ja-JP"/>
+              </w:rPr>
+              <w:t>低</w:t>
             </w:r>
           </w:p>
         </w:tc>
@@ -1150,6 +1509,20 @@
           <w:p>
             <w:pPr>
               <w:rPr>
+                <w:lang w:eastAsia="ja-JP"/>
+              </w:rPr>
+            </w:pPr>
+            <w:r>
+              <w:rPr>
+                <w:sz w:val="20"/>
+                <w:lang w:eastAsia="ja-JP"/>
+              </w:rPr>
+              <w:t>【見立て】</w:t>
+            </w:r>
+          </w:p>
+          <w:p>
+            <w:pPr>
+              <w:rPr>
                 <w:rFonts w:hint="eastAsia"/>
                 <w:lang w:eastAsia="ja-JP"/>
               </w:rPr>
@@ -1157,32 +1530,95 @@
             <w:r>
               <w:rPr>
                 <w:sz w:val="20"/>
-              </w:rPr>
-              <w:t>【見立て】</w:t>
+                <w:lang w:eastAsia="ja-JP"/>
+              </w:rPr>
+              <w:t>淡々と仕事をこなすサポート型の人材。プレッシャーをかけず、現状のポジションでの貢献を認める声かけが安定継続のカギです。</w:t>
+            </w:r>
+            <w:r>
+              <w:rPr>
+                <w:sz w:val="20"/>
+                <w:lang w:eastAsia="ja-JP"/>
+              </w:rPr>
+              <w:br/>
             </w:r>
           </w:p>
           <w:p>
+            <w:pPr>
+              <w:rPr>
+                <w:lang w:eastAsia="ja-JP"/>
+              </w:rPr>
+            </w:pPr>
             <w:r>
               <w:rPr>
                 <w:sz w:val="20"/>
-              </w:rPr>
-              <w:t>淡々と仕事をこなすサポート型の人材。プレッシャーをかけず、現状のポジションでの貢献を認める声かけが安定継続のカギです。</w:t>
+                <w:lang w:eastAsia="ja-JP"/>
+              </w:rPr>
+              <w:t>【セッション概要】</w:t>
             </w:r>
           </w:p>
           <w:p>
             <w:r>
               <w:rPr>
                 <w:sz w:val="20"/>
-              </w:rPr>
-              <w:t>【セッション概要】</w:t>
-            </w:r>
-          </w:p>
-          <w:p>
+                <w:lang w:eastAsia="ja-JP"/>
+              </w:rPr>
+              <w:t>第</w:t>
+            </w:r>
             <w:r>
               <w:rPr>
                 <w:sz w:val="20"/>
-              </w:rPr>
-              <w:t>第1回：コンディション確認・服薬による栄養消耗リスクを情報提供。第2回：強み分析（組織貢献型・サポート適性）を共有。第3回坦々と仕事をし、マニュアルがない部分は自身で作成・社員の会話についていけない部分は自己学習を続けるが、現状にまんぞくしているため、何かを変えるつもりがないとのこと。現状を推奨した。</w:t>
+                <w:lang w:eastAsia="ja-JP"/>
+              </w:rPr>
+              <w:t>1</w:t>
+            </w:r>
+            <w:r>
+              <w:rPr>
+                <w:sz w:val="20"/>
+                <w:lang w:eastAsia="ja-JP"/>
+              </w:rPr>
+              <w:t>回：コンディション確認・服薬による栄養消耗リスクを情報提供。第</w:t>
+            </w:r>
+            <w:r>
+              <w:rPr>
+                <w:sz w:val="20"/>
+                <w:lang w:eastAsia="ja-JP"/>
+              </w:rPr>
+              <w:t>2</w:t>
+            </w:r>
+            <w:r>
+              <w:rPr>
+                <w:sz w:val="20"/>
+                <w:lang w:eastAsia="ja-JP"/>
+              </w:rPr>
+              <w:t>回：強み分析（組織貢献型・サポート適性）を共有。第</w:t>
+            </w:r>
+            <w:r>
+              <w:rPr>
+                <w:sz w:val="20"/>
+                <w:lang w:eastAsia="ja-JP"/>
+              </w:rPr>
+              <w:t>3</w:t>
+            </w:r>
+            <w:r>
+              <w:rPr>
+                <w:sz w:val="20"/>
+                <w:lang w:eastAsia="ja-JP"/>
+              </w:rPr>
+              <w:t>回坦々と仕事をし、マニュアルがない部分は自身で作成・社員の会話についていけない部分は自己学習を続けるが、現状にまんぞくしているため、何かを変えるつもりがないとのこと。</w:t>
+            </w:r>
+            <w:proofErr w:type="spellStart"/>
+            <w:r>
+              <w:rPr>
+                <w:sz w:val="20"/>
+              </w:rPr>
+              <w:t>現状を推奨した</w:t>
+            </w:r>
+            <w:proofErr w:type="spellEnd"/>
+            <w:r>
+              <w:rPr>
+                <w:sz w:val="20"/>
+              </w:rPr>
+              <w:t>。</w:t>
             </w:r>
           </w:p>
         </w:tc>
@@ -1255,33 +1691,48 @@
             <w:r>
               <w:rPr>
                 <w:sz w:val="20"/>
+                <w:lang w:eastAsia="ja-JP"/>
               </w:rPr>
               <w:t>モチベーション：高</w:t>
             </w:r>
           </w:p>
           <w:p>
+            <w:pPr>
+              <w:rPr>
+                <w:lang w:eastAsia="ja-JP"/>
+              </w:rPr>
+            </w:pPr>
             <w:r>
               <w:rPr>
                 <w:sz w:val="20"/>
+                <w:lang w:eastAsia="ja-JP"/>
               </w:rPr>
               <w:t>自己肯定感：中</w:t>
             </w:r>
           </w:p>
           <w:p>
+            <w:pPr>
+              <w:rPr>
+                <w:lang w:eastAsia="ja-JP"/>
+              </w:rPr>
+            </w:pPr>
             <w:r>
               <w:rPr>
                 <w:sz w:val="20"/>
+                <w:lang w:eastAsia="ja-JP"/>
               </w:rPr>
               <w:t>ホルモンバランス：注意</w:t>
             </w:r>
           </w:p>
           <w:p>
+            <w:proofErr w:type="spellStart"/>
             <w:r>
               <w:rPr>
                 <w:sz w:val="20"/>
               </w:rPr>
               <w:t>離職の可能性：低</w:t>
             </w:r>
+            <w:proofErr w:type="spellEnd"/>
           </w:p>
         </w:tc>
         <w:tc>
@@ -1297,30 +1748,49 @@
             <w:r>
               <w:rPr>
                 <w:sz w:val="20"/>
+                <w:lang w:eastAsia="ja-JP"/>
               </w:rPr>
               <w:t>【見立て】</w:t>
             </w:r>
           </w:p>
           <w:p>
+            <w:pPr>
+              <w:rPr>
+                <w:lang w:eastAsia="ja-JP"/>
+              </w:rPr>
+            </w:pPr>
             <w:r>
               <w:rPr>
                 <w:sz w:val="20"/>
+                <w:lang w:eastAsia="ja-JP"/>
               </w:rPr>
               <w:t>意欲・目的意識は良好。身体的な健康リスクが確認されており、医療機関への受診を促すことが中長期的なパフォーマンス維持に直結します。</w:t>
             </w:r>
           </w:p>
           <w:p>
+            <w:pPr>
+              <w:rPr>
+                <w:lang w:eastAsia="ja-JP"/>
+              </w:rPr>
+            </w:pPr>
             <w:r>
               <w:rPr>
                 <w:sz w:val="20"/>
+                <w:lang w:eastAsia="ja-JP"/>
               </w:rPr>
               <w:t>【セッション概要】</w:t>
             </w:r>
           </w:p>
           <w:p>
+            <w:pPr>
+              <w:rPr>
+                <w:lang w:eastAsia="ja-JP"/>
+              </w:rPr>
+            </w:pPr>
             <w:r>
               <w:rPr>
                 <w:sz w:val="20"/>
+                <w:lang w:eastAsia="ja-JP"/>
               </w:rPr>
               <w:t>問診票・プロファイリングの書面分析を実施。消化器系・ホルモンバランス・代謝機能等において要注意ライン超えを確認。対面面談は未実施のため、引き続き状況を確認しながらサポートいたします。</w:t>
             </w:r>
@@ -1410,7 +1880,6 @@
           <w:sz w:val="20"/>
           <w:lang w:eastAsia="ja-JP"/>
         </w:rPr>
-        <w:lastRenderedPageBreak/>
         <w:t xml:space="preserve">　各セッションを通じて感じたこととして、評価基準や</w:t>
       </w:r>
       <w:r>
@@ -1530,6 +1999,7 @@
         <w:rPr>
           <w:noProof/>
         </w:rPr>
+        <w:lastRenderedPageBreak/>
         <w:drawing>
           <wp:inline distT="0" distB="0" distL="0" distR="0" wp14:anchorId="3CB0A832" wp14:editId="60314913">
             <wp:extent cx="4114800" cy="2465333"/>
@@ -1582,7 +2052,6 @@
     <w:p>
       <w:pPr>
         <w:rPr>
-          <w:rFonts w:hint="eastAsia"/>
           <w:lang w:eastAsia="ja-JP"/>
         </w:rPr>
       </w:pPr>
